--- a/Volume 1/Chapter 04 - Databases/SPA_Vol1_Ch4_Lesson4_8a_DELETE_Extended.docx
+++ b/Volume 1/Chapter 04 - Databases/SPA_Vol1_Ch4_Lesson4_8a_DELETE_Extended.docx
@@ -1001,9 +1001,129 @@
     </w:p>
     <w:p>
       <w:pPr>
+        <w:keepNext/>
+      </w:pPr>
+      <w:r>
+        <w:t>Next, let the tools create the Rust and Solidity project files, as in Lesson 4.0a. Remember, Cargo.toml describes the project: cargo init names it delete_contact, and cargo add pins the mysql crate at exactly 28.0.3. The Connector Setup below deletes the starter src\main.rs after cargo fetch, because each program is its own file in src\bin. Remember, forge init makes the Solidity project; --empty leaves out the sample files, and --force lets it run in the folder you just made.</w:t>
+      </w:r>
+    </w:p>
+    <w:p>
+      <w:pPr>
+        <w:keepNext/>
+      </w:pPr>
+    </w:p>
+    <w:p>
+      <w:pPr>
+        <w:pStyle w:val="CommandBlock"/>
+        <w:keepNext/>
+      </w:pPr>
+      <w:r>
+        <w:t>cargo init .\rust --name delete_contact --vcs none</w:t>
+      </w:r>
+    </w:p>
+    <w:p>
+      <w:pPr>
+        <w:pStyle w:val="CommandBlock"/>
+        <w:keepNext/>
+      </w:pPr>
+      <w:r>
+        <w:t>cargo add --manifest-path .\rust\Cargo.toml mysql@=28.0.3</w:t>
+      </w:r>
+    </w:p>
+    <w:p>
+      <w:pPr>
+        <w:pStyle w:val="CommandBlock"/>
+      </w:pPr>
+      <w:r>
+        <w:t>forge init .\solidity --empty --no-git --offline --force</w:t>
+      </w:r>
+    </w:p>
+    <w:p>
+      <w:pPr>
+        <w:keepNext/>
+      </w:pPr>
+    </w:p>
+    <w:p>
+      <w:r>
+        <w:t>Then type the Solidity project's settings file, foundry.toml; these scripts read and write no files, so it allows none. As in Chapter 1, notepad .\solidity\foundry.toml opens the file forge init wrote: replace its text with the file below, save it with Ctrl+S, and close Notepad.</w:t>
+      </w:r>
+    </w:p>
+    <w:p>
+      <w:pPr>
+        <w:keepNext/>
+      </w:pPr>
+    </w:p>
+    <w:p>
+      <w:pPr>
         <w:pStyle w:val="Heading3"/>
       </w:pPr>
       <w:r>
+        <w:t>solidity/foundry.toml</w:t>
+      </w:r>
+    </w:p>
+    <w:p>
+      <w:pPr>
+        <w:pStyle w:val="SourceCode"/>
+        <w:keepNext/>
+      </w:pPr>
+      <w:r>
+        <w:t>[profile.default]</w:t>
+      </w:r>
+    </w:p>
+    <w:p>
+      <w:pPr>
+        <w:pStyle w:val="SourceCode"/>
+        <w:keepNext/>
+      </w:pPr>
+      <w:r>
+        <w:t># The files in script/ are the only Solidity sources in this project.</w:t>
+      </w:r>
+    </w:p>
+    <w:p>
+      <w:pPr>
+        <w:pStyle w:val="SourceCode"/>
+        <w:keepNext/>
+      </w:pPr>
+      <w:r>
+        <w:t>src = "script"</w:t>
+      </w:r>
+    </w:p>
+    <w:p>
+      <w:pPr>
+        <w:pStyle w:val="SourceCode"/>
+        <w:keepNext/>
+      </w:pPr>
+      <w:r>
+        <w:t># forge install puts forge-std in lib/.</w:t>
+      </w:r>
+    </w:p>
+    <w:p>
+      <w:pPr>
+        <w:pStyle w:val="SourceCode"/>
+        <w:keepNext/>
+      </w:pPr>
+      <w:r>
+        <w:t>libs = ["lib"]</w:t>
+      </w:r>
+    </w:p>
+    <w:p>
+      <w:pPr>
+        <w:pStyle w:val="SourceCode"/>
+      </w:pPr>
+      <w:r>
+        <w:t># The scripts read and write no files, so no fs_permissions are needed.</w:t>
+      </w:r>
+    </w:p>
+    <w:p>
+      <w:pPr>
+        <w:keepNext/>
+      </w:pPr>
+    </w:p>
+    <w:p>
+      <w:pPr>
+        <w:pStyle w:val="Heading3"/>
+      </w:pPr>
+      <w:r>
         <w:t>Linux or macOS Project Setup</w:t>
       </w:r>
     </w:p>
@@ -1052,8 +1172,62 @@
       </w:pPr>
     </w:p>
     <w:p>
-      <w:r>
-        <w:t>Save each source and supporting file from this lesson into the matching path in the project layout. As in Chapter 1, notepad .\rust\Cargo.toml creates and opens one: choose Yes, type the file, save it with Ctrl+S, and close Notepad (on Linux or macOS, nano ./rust/Cargo.toml: type the file, then save and close it with Ctrl+O, Enter, then Ctrl+X). The Linux commands leave out the assembly folder, because Linux Assembly is deferred.</w:t>
+      <w:pPr>
+        <w:keepNext/>
+      </w:pPr>
+      <w:r>
+        <w:t>Then create the Rust and Solidity project files with the same commands as on Windows.</w:t>
+      </w:r>
+    </w:p>
+    <w:p>
+      <w:pPr>
+        <w:keepNext/>
+      </w:pPr>
+    </w:p>
+    <w:p>
+      <w:pPr>
+        <w:pStyle w:val="CommandBlock"/>
+        <w:keepNext/>
+      </w:pPr>
+      <w:r>
+        <w:t>cargo init ./rust --name delete_contact --vcs none</w:t>
+      </w:r>
+    </w:p>
+    <w:p>
+      <w:pPr>
+        <w:pStyle w:val="CommandBlock"/>
+        <w:keepNext/>
+      </w:pPr>
+      <w:r>
+        <w:t>cargo add --manifest-path ./rust/Cargo.toml mysql@=28.0.3</w:t>
+      </w:r>
+    </w:p>
+    <w:p>
+      <w:pPr>
+        <w:pStyle w:val="CommandBlock"/>
+      </w:pPr>
+      <w:r>
+        <w:t>forge init ./solidity --empty --no-git --offline --force</w:t>
+      </w:r>
+    </w:p>
+    <w:p>
+      <w:pPr>
+        <w:keepNext/>
+      </w:pPr>
+    </w:p>
+    <w:p>
+      <w:r>
+        <w:t>Type solidity/foundry.toml exactly as shown in the Windows setup.</w:t>
+      </w:r>
+    </w:p>
+    <w:p>
+      <w:pPr>
+        <w:keepNext/>
+      </w:pPr>
+    </w:p>
+    <w:p>
+      <w:r>
+        <w:t>You save each source file in its language's section below, as each is shown. As in Chapter 1, notepad .\rust\src\bin\basic_delete_contact.rs creates and opens one: choose Yes, type the file, save it with Ctrl+S, and close Notepad (on Linux or macOS, nano ./rust/src/bin/basic_delete_contact.rs: type the file, then save and close it with Ctrl+O, Enter, then Ctrl+X). The Linux commands leave out the assembly folder, because Linux Assembly is deferred.</w:t>
       </w:r>
     </w:p>
     <w:p>
@@ -1134,6 +1308,15 @@
         <w:keepNext/>
       </w:pPr>
       <w:r>
+        <w:t>Remove-Item .\rust\src\main.rs</w:t>
+      </w:r>
+    </w:p>
+    <w:p>
+      <w:pPr>
+        <w:pStyle w:val="CommandBlock"/>
+        <w:keepNext/>
+      </w:pPr>
+      <w:r>
         <w:t>curl.exe -fsSL -o .\vendor\mysql-1.9.0.tar `</w:t>
       </w:r>
     </w:p>
@@ -1200,6 +1383,15 @@
         <w:keepNext/>
       </w:pPr>
       <w:r>
+        <w:t>rm ./rust/src/main.rs</w:t>
+      </w:r>
+    </w:p>
+    <w:p>
+      <w:pPr>
+        <w:pStyle w:val="CommandBlock"/>
+        <w:keepNext/>
+      </w:pPr>
+      <w:r>
         <w:t>curl -fsSL -o ./vendor/mysql-1.9.0.tar \</w:t>
       </w:r>
     </w:p>
@@ -17827,7 +18019,7 @@
     </w:p>
     <w:p>
       <w:r>
-        <w:t>Cargo.toml names the Rust project and pins the mysql crate at exactly 28.0.3. foundry.toml is the Solidity project's settings file; these scripts read and write no files, so it allows none.</w:t>
+        <w:t>This is the file the setup commands wrote, shown here so you can check yours. Cargo.toml names the Rust project and pins the mysql crate at exactly 28.0.3. Yours has no comment lines, and its blank lines may differ; the comments here explain each part.</w:t>
       </w:r>
     </w:p>
     <w:p>
@@ -17947,77 +18139,6 @@
       </w:pPr>
       <w:r>
         <w:t>mysql = "=28.0.3"</w:t>
-      </w:r>
-    </w:p>
-    <w:p>
-      <w:pPr>
-        <w:keepNext/>
-      </w:pPr>
-    </w:p>
-    <w:p>
-      <w:pPr>
-        <w:keepNext/>
-      </w:pPr>
-    </w:p>
-    <w:p>
-      <w:pPr>
-        <w:pStyle w:val="Heading2"/>
-      </w:pPr>
-      <w:r>
-        <w:t>solidity/foundry.toml</w:t>
-      </w:r>
-    </w:p>
-    <w:p>
-      <w:pPr>
-        <w:pStyle w:val="SourceCode"/>
-        <w:keepNext/>
-      </w:pPr>
-      <w:r>
-        <w:t>[profile.default]</w:t>
-      </w:r>
-    </w:p>
-    <w:p>
-      <w:pPr>
-        <w:pStyle w:val="SourceCode"/>
-        <w:keepNext/>
-      </w:pPr>
-      <w:r>
-        <w:t># The files in script/ are the only Solidity sources in this project.</w:t>
-      </w:r>
-    </w:p>
-    <w:p>
-      <w:pPr>
-        <w:pStyle w:val="SourceCode"/>
-        <w:keepNext/>
-      </w:pPr>
-      <w:r>
-        <w:t>src = "script"</w:t>
-      </w:r>
-    </w:p>
-    <w:p>
-      <w:pPr>
-        <w:pStyle w:val="SourceCode"/>
-        <w:keepNext/>
-      </w:pPr>
-      <w:r>
-        <w:t># forge install puts forge-std in lib/.</w:t>
-      </w:r>
-    </w:p>
-    <w:p>
-      <w:pPr>
-        <w:pStyle w:val="SourceCode"/>
-        <w:keepNext/>
-      </w:pPr>
-      <w:r>
-        <w:t>libs = ["lib"]</w:t>
-      </w:r>
-    </w:p>
-    <w:p>
-      <w:pPr>
-        <w:pStyle w:val="SourceCode"/>
-      </w:pPr>
-      <w:r>
-        <w:t># The scripts read and write no files, so no fs_permissions are needed.</w:t>
       </w:r>
     </w:p>
     <w:p>
@@ -19794,31 +19915,31 @@
       </w:rPr>
     </w:lvl>
   </w:abstractNum>
-  <w:num w:numId="1" w16cid:durableId="1988049791">
+  <w:num w:numId="1" w16cid:durableId="943616032">
     <w:abstractNumId w:val="8"/>
   </w:num>
-  <w:num w:numId="2" w16cid:durableId="1936665250">
+  <w:num w:numId="2" w16cid:durableId="339697429">
     <w:abstractNumId w:val="6"/>
   </w:num>
-  <w:num w:numId="3" w16cid:durableId="1037897816">
+  <w:num w:numId="3" w16cid:durableId="1066027912">
     <w:abstractNumId w:val="5"/>
   </w:num>
-  <w:num w:numId="4" w16cid:durableId="1965650777">
+  <w:num w:numId="4" w16cid:durableId="845636640">
     <w:abstractNumId w:val="4"/>
   </w:num>
-  <w:num w:numId="5" w16cid:durableId="12609209">
+  <w:num w:numId="5" w16cid:durableId="1444230849">
     <w:abstractNumId w:val="7"/>
   </w:num>
-  <w:num w:numId="6" w16cid:durableId="336352751">
+  <w:num w:numId="6" w16cid:durableId="1241451285">
     <w:abstractNumId w:val="3"/>
   </w:num>
-  <w:num w:numId="7" w16cid:durableId="1252156254">
+  <w:num w:numId="7" w16cid:durableId="408701309">
     <w:abstractNumId w:val="2"/>
   </w:num>
-  <w:num w:numId="8" w16cid:durableId="357319195">
+  <w:num w:numId="8" w16cid:durableId="1175262475">
     <w:abstractNumId w:val="1"/>
   </w:num>
-  <w:num w:numId="9" w16cid:durableId="970864914">
+  <w:num w:numId="9" w16cid:durableId="143547880">
     <w:abstractNumId w:val="0"/>
   </w:num>
 </w:numbering>

--- a/Volume 1/Chapter 04 - Databases/SPA_Vol1_Ch4_Lesson4_8a_DELETE_Extended.docx
+++ b/Volume 1/Chapter 04 - Databases/SPA_Vol1_Ch4_Lesson4_8a_DELETE_Extended.docx
@@ -67,7 +67,10 @@
     </w:p>
     <w:p>
       <w:r>
-        <w:t>Delete one known contact by its id from Assembly, Rust, and Erlang with Lesson 4.8's parameterized DELETE, and prove it is gone by reading the table back. Every program prints how many rows the DELETE removed, so a 0 shows when no contact has the id, and the three programs print the same seven lines as Lesson 4.8's programs. Solidity has no DELETE and no count: its section resets one stored entry with Solidity's delete, and shows what that does and does not remove.</w:t>
+        <w:t>Delete one known contact by its id from Assembly, Rust, and Erlang, each language from its own table, with Lesson 4.8's parameterized DELETE, and prove it is gone by reading the table back. Every program prints how many rows the DELETE removed, so a 0 shows when no contact has the id, and the three programs print the same seven lines as Lesson 4.8's programs, with no line naming the table. Solidity has no DELETE and no count: its section resets one stored entry with Solidity's delete, and shows what that do</w:t>
+      </w:r>
+      <w:r>
+        <w:t>es and does not remove.</w:t>
       </w:r>
     </w:p>
     <w:p>
@@ -129,6 +132,14 @@
         <w:pStyle w:val="ListBullet"/>
       </w:pPr>
       <w:r>
+        <w:t>Remember, each language keeps its own table, so the programs never touch each other's rows: contacts_assembly, contacts_rust, and contacts_erlang, each with Lesson 4.4's columns and its own reset file.</w:t>
+      </w:r>
+    </w:p>
+    <w:p>
+      <w:pPr>
+        <w:pStyle w:val="ListBullet"/>
+      </w:pPr>
+      <w:r>
         <w:t>Remember, DELETE FROM names the table and WHERE picks the rows; by the primary key, id, at most one row (Lesson 4.8). Set out the way it would be written in a file of SQL:</w:t>
       </w:r>
     </w:p>
@@ -143,7 +154,7 @@
         <w:keepNext/>
       </w:pPr>
       <w:r>
-        <w:t>DELETE FROM contacts</w:t>
+        <w:t>DELETE FROM contacts_assembly</w:t>
       </w:r>
     </w:p>
     <w:p>
@@ -164,7 +175,7 @@
         <w:pStyle w:val="ListBullet"/>
       </w:pPr>
       <w:r>
-        <w:t>Remember, the programs send DELETE FROM contacts WHERE id = ?, and the id travels as a parameter, like every value (Lesson 4.8). There is one ?, so there is one value:</w:t>
+        <w:t>Remember, the Assembly programs send DELETE FROM contacts_assembly WHERE id = ?, Rust and Erlang the same with their own tables, and the id travels as a parameter, like every value (Lesson 4.8). There is one ?, so there is one value:</w:t>
       </w:r>
     </w:p>
     <w:p>
@@ -225,7 +236,6 @@
         <w:pStyle w:val="ListBullet"/>
       </w:pPr>
       <w:r>
-        <w:lastRenderedPageBreak/>
         <w:t>Each connector hands the count back in its own way, the same calls as Lesson 4.7a's UPDATE, and every connection keeps Lesson 4.7a's found-rows setting. A DELETE removes every row it matches, so here rows matched and rows removed are the same number; the setting is repeated only to keep every Chapter 4 connection alike (Lesson 4.8).</w:t>
       </w:r>
     </w:p>
@@ -324,7 +334,7 @@
         <w:pStyle w:val="RequiredOutput"/>
       </w:pPr>
       <w:r>
-        <w:t>DELETE FROM contacts</w:t>
+        <w:t>DELETE FROM contacts_assembly</w:t>
       </w:r>
     </w:p>
     <w:p>
@@ -351,7 +361,7 @@
         <w:keepNext/>
       </w:pPr>
       <w:r>
-        <w:t>In MySQL                           In ContactBook</w:t>
+        <w:t>In MySQL                                    In ContactBook</w:t>
       </w:r>
     </w:p>
     <w:p>
@@ -360,7 +370,7 @@
         <w:keepNext/>
       </w:pPr>
       <w:r>
-        <w:t>DELETE FROM contacts WHERE id = ?  delete contacts[id]</w:t>
+        <w:t>DELETE FROM contacts_assembly WHERE id = ?  delete contacts[id]</w:t>
       </w:r>
     </w:p>
     <w:p>
@@ -369,7 +379,7 @@
         <w:keepNext/>
       </w:pPr>
       <w:r>
-        <w:t>the row is gone                    the entry reads as zero values</w:t>
+        <w:t>the row is gone                             the entry reads as zero values</w:t>
       </w:r>
     </w:p>
     <w:p>
@@ -378,7 +388,7 @@
         <w:keepNext/>
       </w:pPr>
       <w:r>
-        <w:t>rows affected, 0 = not found       no count: require reverts the call</w:t>
+        <w:t>rows affected, 0 = not found                no count: require reverts the call</w:t>
       </w:r>
     </w:p>
     <w:p>
@@ -387,7 +397,7 @@
         <w:keepNext/>
       </w:pPr>
       <w:r>
-        <w:t>0 rows affected: no error          a revert: the call fails</w:t>
+        <w:t>0 rows affected: no error                   a revert: the call fails</w:t>
       </w:r>
     </w:p>
     <w:p>
@@ -396,7 +406,7 @@
         <w:keepNext/>
       </w:pPr>
       <w:r>
-        <w:t>the UNIQUE email is free again     the contract clears emailTaken itself</w:t>
+        <w:t>the UNIQUE email is free again              the contract clears emailTaken itself</w:t>
       </w:r>
     </w:p>
     <w:p>
@@ -405,7 +415,7 @@
         <w:keepNext/>
       </w:pPr>
       <w:r>
-        <w:t>a deleted id is not reused         lastId keeps counting</w:t>
+        <w:t>a deleted id is not reused                  lastId keeps counting</w:t>
       </w:r>
     </w:p>
     <w:p>
@@ -413,7 +423,7 @@
         <w:pStyle w:val="RequiredOutput"/>
       </w:pPr>
       <w:r>
-        <w:t>DELETE without WHERE               delete contacts: does not compile</w:t>
+        <w:t>DELETE without WHERE                        delete contacts: does not compile</w:t>
       </w:r>
     </w:p>
     <w:p>
@@ -482,7 +492,7 @@
         <w:keepNext/>
       </w:pPr>
       <w:r>
-        <w:t>Setup: Reset contacts to Four Known Rows (Lesson 4.8's Data Reset)</w:t>
+        <w:t>Setup: Reset the Language's Table to Four Known Rows (Lesson 4.8's Data Reset)</w:t>
       </w:r>
     </w:p>
     <w:p>
@@ -518,7 +528,7 @@
         <w:keepNext/>
       </w:pPr>
       <w:r>
-        <w:t>DELETE FROM contacts WHERE id = ?, with 4, Then with 99</w:t>
+        <w:t>DELETE FROM the Language's Table WHERE id = ?, with 4, Then with 99</w:t>
       </w:r>
     </w:p>
     <w:p>
@@ -602,7 +612,7 @@
         <w:pStyle w:val="ListBullet"/>
       </w:pPr>
       <w:r>
-        <w:t>Project Setup resets the contacts table to Lesson 4.8's four known contacts: ids 1 to 4 are Ada Lovelace (555-0100), Grace Hopper (no phone), Alan Turing (555-0102), and Test Contact (test@example.com, 555-0199). Every Assembly, Rust, and Erlang Build and Run block repeats the reset before the program runs.</w:t>
+        <w:t>Project Setup resets each language's contacts table, contacts_assembly, contacts_rust, and contacts_erlang, to Lesson 4.8's four known contacts: ids 1 to 4 are Ada Lovelace (555-0100), Grace Hopper (no phone), Alan Turing (555-0102), and Test Contact (test@example.com, 555-0199). Every Assembly, Rust, and Erlang Build and Run block repeats its own language's reset before the program runs.</w:t>
       </w:r>
     </w:p>
     <w:p>
@@ -618,7 +628,7 @@
         <w:pStyle w:val="ListBullet"/>
       </w:pPr>
       <w:r>
-        <w:t>Every program deletes id 4 with DELETE FROM contacts WHERE id = ?, the id passed as a parameter, and prints Deleted contact 4 (rows affected: 1); then deletes id 99 and prints No contact with id 99 (rows affected: 0), on the normal output; it is not a failure. The message is chosen from the count. Then every program reads the contacts back with Lesson 4.6a's list: contacts 1, 2, and 3. These are Lesson 4.8's lines, word for word.</w:t>
+        <w:t>Every program deletes id 4 with DELETE FROM contacts_assembly WHERE id = ?, with its own language's table, the id passed as a parameter, and prints Deleted contact 4 (rows affected: 1); then deletes id 99 and prints No contact with id 99 (rows affected: 0), on the normal output; it is not a failure. The message is chosen from the count. Then every program reads the contacts back with Lesson 4.6a's list: contacts 1, 2, and 3. These are Lesson 4.8's lines, word for word; no line names the table.</w:t>
       </w:r>
     </w:p>
     <w:p>
@@ -696,7 +706,25 @@
         <w:keepNext/>
       </w:pPr>
       <w:r>
-        <w:t xml:space="preserve">  sql/reset_contacts.sql</w:t>
+        <w:t xml:space="preserve">  sql/reset_contacts_assembly.sql</w:t>
+      </w:r>
+    </w:p>
+    <w:p>
+      <w:pPr>
+        <w:pStyle w:val="CommandBlock"/>
+        <w:keepNext/>
+      </w:pPr>
+      <w:r>
+        <w:t xml:space="preserve">  sql/reset_contacts_rust.sql</w:t>
+      </w:r>
+    </w:p>
+    <w:p>
+      <w:pPr>
+        <w:pStyle w:val="CommandBlock"/>
+        <w:keepNext/>
+      </w:pPr>
+      <w:r>
+        <w:t xml:space="preserve">  sql/reset_contacts_erlang.sql</w:t>
       </w:r>
     </w:p>
     <w:p>
@@ -1658,20 +1686,20 @@
     </w:p>
     <w:p>
       <w:r>
-        <w:t>This is Lesson 4.8's Data Reset, unchanged. It resets the contacts table to a known state: it drops the table, with any rows earlier lessons or your own experiments left in it, creates it again with Lesson 4.4's exact definition, and inserts four known contacts: Lesson 4.6's three, and a test contact, id 4, for the programs to delete. Every Assembly, Rust, and Erlang Build and Run block runs the reset again first, so every run starts from exactly these rows. The contacts it removes were practice rows; the C</w:t>
-      </w:r>
-      <w:r>
-        <w:t>hapter 4 project keeps its own data and never resets it.</w:t>
-      </w:r>
-    </w:p>
-    <w:p>
-      <w:pPr>
-        <w:keepNext/>
-      </w:pPr>
-    </w:p>
-    <w:p>
-      <w:r>
-        <w:t>Remember, the file holds several SQL statements, each ending with a semicolon, and NULL without quotes is the no-value (Lesson 4.6).</w:t>
+        <w:t>This is Lesson 4.8's Data Reset, with one file for each of this lesson's languages. It resets each language's contacts table to a known state: each file drops its table, with any rows earlier lessons or your own experiments left in it, creates it again with Lesson 4.4's exact definition, and inserts four known contacts: Lesson 4.6's three, and a test contact, id 4, for the programs to delete. Every Assembly, Rust, and Erlang Build and Run block runs the reset again first, so every run starts from exactly th</w:t>
+      </w:r>
+      <w:r>
+        <w:t>ese rows. The contacts it removes were practice rows; the Chapter 4 project keeps its own data and never resets it.</w:t>
+      </w:r>
+    </w:p>
+    <w:p>
+      <w:pPr>
+        <w:keepNext/>
+      </w:pPr>
+    </w:p>
+    <w:p>
+      <w:r>
+        <w:t>Remember, each language keeps its own table, so each has its own reset file, which touches only that table: reset_contacts_assembly.sql resets contacts_assembly, and running it never changes another language's rows. The three files differ only in the language's name. Each holds several SQL statements, each ending with a semicolon, and NULL without quotes is the no-value (Lesson 4.6).</w:t>
       </w:r>
     </w:p>
     <w:p>
@@ -1684,49 +1712,57 @@
         <w:pStyle w:val="Heading3"/>
       </w:pPr>
       <w:r>
-        <w:t>sql/reset_contacts.sql</w:t>
-      </w:r>
-    </w:p>
-    <w:p>
-      <w:pPr>
-        <w:pStyle w:val="SourceCode"/>
-        <w:keepNext/>
-      </w:pPr>
-      <w:r>
-        <w:t>-- Lesson 4.8's known contacts. This file resets the contacts table: it</w:t>
-      </w:r>
-    </w:p>
-    <w:p>
-      <w:pPr>
-        <w:pStyle w:val="SourceCode"/>
-        <w:keepNext/>
-      </w:pPr>
-      <w:r>
-        <w:t>-- drops the table, with any rows earlier lessons or your own experiments</w:t>
-      </w:r>
-    </w:p>
-    <w:p>
-      <w:pPr>
-        <w:pStyle w:val="SourceCode"/>
-      </w:pPr>
-      <w:r>
-        <w:t>-- left in it, and builds it again with four known rows. The lesson's</w:t>
-      </w:r>
-    </w:p>
-    <w:p>
-      <w:pPr>
-        <w:pStyle w:val="SourceCode"/>
-      </w:pPr>
-      <w:r>
-        <w:t>-- programs delete rows, so every Build and Run block runs this file</w:t>
-      </w:r>
-    </w:p>
-    <w:p>
-      <w:pPr>
-        <w:pStyle w:val="SourceCode"/>
-      </w:pPr>
-      <w:r>
-        <w:t>-- first, and every run starts from exactly these rows.</w:t>
+        <w:t>sql/reset_contacts_assembly.sql</w:t>
+      </w:r>
+    </w:p>
+    <w:p>
+      <w:pPr>
+        <w:pStyle w:val="SourceCode"/>
+        <w:keepNext/>
+      </w:pPr>
+      <w:r>
+        <w:t>-- Lesson 4.8's known contacts for Assembly. This file resets</w:t>
+      </w:r>
+    </w:p>
+    <w:p>
+      <w:pPr>
+        <w:pStyle w:val="SourceCode"/>
+        <w:keepNext/>
+      </w:pPr>
+      <w:r>
+        <w:t>-- contacts_assembly, the Assembly programs' own contacts table: it drops</w:t>
+      </w:r>
+    </w:p>
+    <w:p>
+      <w:pPr>
+        <w:pStyle w:val="SourceCode"/>
+      </w:pPr>
+      <w:r>
+        <w:t>-- the table, with any rows earlier lessons or your own experiments left in</w:t>
+      </w:r>
+    </w:p>
+    <w:p>
+      <w:pPr>
+        <w:pStyle w:val="SourceCode"/>
+      </w:pPr>
+      <w:r>
+        <w:t>-- it, and builds it again with four known rows. The lesson's programs</w:t>
+      </w:r>
+    </w:p>
+    <w:p>
+      <w:pPr>
+        <w:pStyle w:val="SourceCode"/>
+      </w:pPr>
+      <w:r>
+        <w:t>-- delete rows, so every Build and Run block runs this file first, and every</w:t>
+      </w:r>
+    </w:p>
+    <w:p>
+      <w:pPr>
+        <w:pStyle w:val="SourceCode"/>
+      </w:pPr>
+      <w:r>
+        <w:t>-- run starts from exactly these rows.</w:t>
       </w:r>
     </w:p>
     <w:p>
@@ -1755,28 +1791,28 @@
         <w:pStyle w:val="SourceCode"/>
       </w:pPr>
       <w:r>
-        <w:t>DROP TABLE IF EXISTS contacts;</w:t>
-      </w:r>
-    </w:p>
-    <w:p>
-      <w:pPr>
-        <w:pStyle w:val="SourceCode"/>
-      </w:pPr>
-    </w:p>
-    <w:p>
-      <w:pPr>
-        <w:pStyle w:val="SourceCode"/>
-      </w:pPr>
-      <w:r>
-        <w:t>-- Lesson 4.4's contacts table, exactly as it defined it.</w:t>
-      </w:r>
-    </w:p>
-    <w:p>
-      <w:pPr>
-        <w:pStyle w:val="SourceCode"/>
-      </w:pPr>
-      <w:r>
-        <w:t>CREATE TABLE contacts (</w:t>
+        <w:t>DROP TABLE IF EXISTS contacts_assembly;</w:t>
+      </w:r>
+    </w:p>
+    <w:p>
+      <w:pPr>
+        <w:pStyle w:val="SourceCode"/>
+      </w:pPr>
+    </w:p>
+    <w:p>
+      <w:pPr>
+        <w:pStyle w:val="SourceCode"/>
+      </w:pPr>
+      <w:r>
+        <w:t>-- Lesson 4.4's contacts_assembly table, exactly as it defined it.</w:t>
+      </w:r>
+    </w:p>
+    <w:p>
+      <w:pPr>
+        <w:pStyle w:val="SourceCode"/>
+      </w:pPr>
+      <w:r>
+        <w:t>CREATE TABLE contacts_assembly (</w:t>
       </w:r>
     </w:p>
     <w:p>
@@ -1845,7 +1881,7 @@
         <w:pStyle w:val="SourceCode"/>
       </w:pPr>
       <w:r>
-        <w:t>INSERT INTO contacts (name, email, phone)</w:t>
+        <w:t>INSERT INTO contacts_assembly (name, email, phone)</w:t>
       </w:r>
     </w:p>
     <w:p>
@@ -1861,7 +1897,7 @@
         <w:pStyle w:val="SourceCode"/>
       </w:pPr>
       <w:r>
-        <w:t>INSERT INTO contacts (name, email, phone)</w:t>
+        <w:t>INSERT INTO contacts_assembly (name, email, phone)</w:t>
       </w:r>
     </w:p>
     <w:p>
@@ -1877,7 +1913,7 @@
         <w:pStyle w:val="SourceCode"/>
       </w:pPr>
       <w:r>
-        <w:t>INSERT INTO contacts (name, email, phone)</w:t>
+        <w:t>INSERT INTO contacts_assembly (name, email, phone)</w:t>
       </w:r>
     </w:p>
     <w:p>
@@ -1895,7 +1931,7 @@
         <w:keepNext/>
       </w:pPr>
       <w:r>
-        <w:t>INSERT INTO contacts (name, email, phone)</w:t>
+        <w:t>INSERT INTO contacts_assembly (name, email, phone)</w:t>
       </w:r>
     </w:p>
     <w:p>
@@ -1912,20 +1948,503 @@
       </w:pPr>
     </w:p>
     <w:p>
-      <w:r>
-        <w:t>The first client command is Lesson 4.2's CREATE DATABASE IF NOT EXISTS spa_contacts, so this lesson works even if you start here. The second runs the file with source, the mysql client's own command, which it accepts from -e only with --commands; on Linux or macOS, &lt; sends the file to the client instead (Lesson 4.6). The third shows the table. Remember, MYSQL_PWD lasts only until the block's last line, -D names the database, and -t prints the answer as a table.</w:t>
-      </w:r>
-    </w:p>
-    <w:p>
-      <w:pPr>
-        <w:keepNext/>
-      </w:pPr>
-    </w:p>
-    <w:p>
       <w:pPr>
         <w:pStyle w:val="Heading3"/>
       </w:pPr>
       <w:r>
+        <w:t>sql/reset_contacts_rust.sql</w:t>
+      </w:r>
+    </w:p>
+    <w:p>
+      <w:pPr>
+        <w:pStyle w:val="SourceCode"/>
+        <w:keepNext/>
+      </w:pPr>
+      <w:r>
+        <w:t>-- Lesson 4.8's known contacts for Rust. This file resets contacts_rust, the</w:t>
+      </w:r>
+    </w:p>
+    <w:p>
+      <w:pPr>
+        <w:pStyle w:val="SourceCode"/>
+        <w:keepNext/>
+      </w:pPr>
+      <w:r>
+        <w:t>-- Rust programs' own contacts table: it drops the table, with any rows</w:t>
+      </w:r>
+    </w:p>
+    <w:p>
+      <w:pPr>
+        <w:pStyle w:val="SourceCode"/>
+      </w:pPr>
+      <w:r>
+        <w:t>-- earlier lessons or your own experiments left in it, and builds it again</w:t>
+      </w:r>
+    </w:p>
+    <w:p>
+      <w:pPr>
+        <w:pStyle w:val="SourceCode"/>
+      </w:pPr>
+      <w:r>
+        <w:t>-- with four known rows. The lesson's programs delete rows, so every Build</w:t>
+      </w:r>
+    </w:p>
+    <w:p>
+      <w:pPr>
+        <w:pStyle w:val="SourceCode"/>
+      </w:pPr>
+      <w:r>
+        <w:t>-- and Run block runs this file first, and every run starts from exactly</w:t>
+      </w:r>
+    </w:p>
+    <w:p>
+      <w:pPr>
+        <w:pStyle w:val="SourceCode"/>
+      </w:pPr>
+      <w:r>
+        <w:t>-- these rows.</w:t>
+      </w:r>
+    </w:p>
+    <w:p>
+      <w:pPr>
+        <w:pStyle w:val="SourceCode"/>
+      </w:pPr>
+    </w:p>
+    <w:p>
+      <w:pPr>
+        <w:pStyle w:val="SourceCode"/>
+      </w:pPr>
+      <w:r>
+        <w:t>-- Remove the old table and every row in it (Lesson 4.4). IF EXISTS skips</w:t>
+      </w:r>
+    </w:p>
+    <w:p>
+      <w:pPr>
+        <w:pStyle w:val="SourceCode"/>
+      </w:pPr>
+      <w:r>
+        <w:t>-- this when there is no table yet.</w:t>
+      </w:r>
+    </w:p>
+    <w:p>
+      <w:pPr>
+        <w:pStyle w:val="SourceCode"/>
+      </w:pPr>
+      <w:r>
+        <w:t>DROP TABLE IF EXISTS contacts_rust;</w:t>
+      </w:r>
+    </w:p>
+    <w:p>
+      <w:pPr>
+        <w:pStyle w:val="SourceCode"/>
+      </w:pPr>
+    </w:p>
+    <w:p>
+      <w:pPr>
+        <w:pStyle w:val="SourceCode"/>
+      </w:pPr>
+      <w:r>
+        <w:t>-- Lesson 4.4's contacts_rust table, exactly as it defined it.</w:t>
+      </w:r>
+    </w:p>
+    <w:p>
+      <w:pPr>
+        <w:pStyle w:val="SourceCode"/>
+      </w:pPr>
+      <w:r>
+        <w:t>CREATE TABLE contacts_rust (</w:t>
+      </w:r>
+    </w:p>
+    <w:p>
+      <w:pPr>
+        <w:pStyle w:val="SourceCode"/>
+      </w:pPr>
+      <w:r>
+        <w:t xml:space="preserve">    id    INT AUTO_INCREMENT PRIMARY KEY,</w:t>
+      </w:r>
+    </w:p>
+    <w:p>
+      <w:pPr>
+        <w:pStyle w:val="SourceCode"/>
+      </w:pPr>
+      <w:r>
+        <w:t xml:space="preserve">    name  VARCHAR(100) NOT NULL,</w:t>
+      </w:r>
+    </w:p>
+    <w:p>
+      <w:pPr>
+        <w:pStyle w:val="SourceCode"/>
+      </w:pPr>
+      <w:r>
+        <w:t xml:space="preserve">    email VARCHAR(254) NOT NULL UNIQUE,</w:t>
+      </w:r>
+    </w:p>
+    <w:p>
+      <w:pPr>
+        <w:pStyle w:val="SourceCode"/>
+      </w:pPr>
+      <w:r>
+        <w:t xml:space="preserve">    phone VARCHAR(20)  NULL</w:t>
+      </w:r>
+    </w:p>
+    <w:p>
+      <w:pPr>
+        <w:pStyle w:val="SourceCode"/>
+      </w:pPr>
+      <w:r>
+        <w:t>) CHARACTER SET utf8mb4;</w:t>
+      </w:r>
+    </w:p>
+    <w:p>
+      <w:pPr>
+        <w:pStyle w:val="SourceCode"/>
+      </w:pPr>
+    </w:p>
+    <w:p>
+      <w:pPr>
+        <w:pStyle w:val="SourceCode"/>
+      </w:pPr>
+      <w:r>
+        <w:t>-- Lesson 4.6's three contacts, ids 1, 2, 3, and one test contact, id 4,</w:t>
+      </w:r>
+    </w:p>
+    <w:p>
+      <w:pPr>
+        <w:pStyle w:val="SourceCode"/>
+      </w:pPr>
+      <w:r>
+        <w:t>-- which the programs delete. NULL without quotes is the no-value.</w:t>
+      </w:r>
+    </w:p>
+    <w:p>
+      <w:pPr>
+        <w:pStyle w:val="SourceCode"/>
+      </w:pPr>
+      <w:r>
+        <w:t>INSERT INTO contacts_rust (name, email, phone)</w:t>
+      </w:r>
+    </w:p>
+    <w:p>
+      <w:pPr>
+        <w:pStyle w:val="SourceCode"/>
+      </w:pPr>
+      <w:r>
+        <w:t xml:space="preserve">    VALUES ('Ada Lovelace', 'ada@example.com', '555-0100');</w:t>
+      </w:r>
+    </w:p>
+    <w:p>
+      <w:pPr>
+        <w:pStyle w:val="SourceCode"/>
+      </w:pPr>
+      <w:r>
+        <w:t>INSERT INTO contacts_rust (name, email, phone)</w:t>
+      </w:r>
+    </w:p>
+    <w:p>
+      <w:pPr>
+        <w:pStyle w:val="SourceCode"/>
+      </w:pPr>
+      <w:r>
+        <w:t xml:space="preserve">    VALUES ('Grace Hopper', 'grace@example.com', NULL);</w:t>
+      </w:r>
+    </w:p>
+    <w:p>
+      <w:pPr>
+        <w:pStyle w:val="SourceCode"/>
+      </w:pPr>
+      <w:r>
+        <w:t>INSERT INTO contacts_rust (name, email, phone)</w:t>
+      </w:r>
+    </w:p>
+    <w:p>
+      <w:pPr>
+        <w:pStyle w:val="SourceCode"/>
+        <w:keepNext/>
+      </w:pPr>
+      <w:r>
+        <w:t xml:space="preserve">    VALUES ('Alan Turing', 'alan@example.com', '555-0102');</w:t>
+      </w:r>
+    </w:p>
+    <w:p>
+      <w:pPr>
+        <w:pStyle w:val="SourceCode"/>
+        <w:keepNext/>
+      </w:pPr>
+      <w:r>
+        <w:t>INSERT INTO contacts_rust (name, email, phone)</w:t>
+      </w:r>
+    </w:p>
+    <w:p>
+      <w:pPr>
+        <w:pStyle w:val="SourceCode"/>
+      </w:pPr>
+      <w:r>
+        <w:t xml:space="preserve">    VALUES ('Test Contact', 'test@example.com', '555-0199');</w:t>
+      </w:r>
+    </w:p>
+    <w:p>
+      <w:pPr>
+        <w:keepNext/>
+      </w:pPr>
+    </w:p>
+    <w:p>
+      <w:pPr>
+        <w:pStyle w:val="Heading3"/>
+      </w:pPr>
+      <w:r>
+        <w:t>sql/reset_contacts_erlang.sql</w:t>
+      </w:r>
+    </w:p>
+    <w:p>
+      <w:pPr>
+        <w:pStyle w:val="SourceCode"/>
+        <w:keepNext/>
+      </w:pPr>
+      <w:r>
+        <w:t>-- Lesson 4.8's known contacts for Erlang. This file resets contacts_erlang,</w:t>
+      </w:r>
+    </w:p>
+    <w:p>
+      <w:pPr>
+        <w:pStyle w:val="SourceCode"/>
+        <w:keepNext/>
+      </w:pPr>
+      <w:r>
+        <w:t>-- the Erlang programs' own contacts table: it drops the table, with any</w:t>
+      </w:r>
+    </w:p>
+    <w:p>
+      <w:pPr>
+        <w:pStyle w:val="SourceCode"/>
+      </w:pPr>
+      <w:r>
+        <w:t>-- rows earlier lessons or your own experiments left in it, and builds it</w:t>
+      </w:r>
+    </w:p>
+    <w:p>
+      <w:pPr>
+        <w:pStyle w:val="SourceCode"/>
+      </w:pPr>
+      <w:r>
+        <w:t>-- again with four known rows. The lesson's programs delete rows, so every</w:t>
+      </w:r>
+    </w:p>
+    <w:p>
+      <w:pPr>
+        <w:pStyle w:val="SourceCode"/>
+      </w:pPr>
+      <w:r>
+        <w:t>-- Build and Run block runs this file first, and every run starts from</w:t>
+      </w:r>
+    </w:p>
+    <w:p>
+      <w:pPr>
+        <w:pStyle w:val="SourceCode"/>
+      </w:pPr>
+      <w:r>
+        <w:t>-- exactly these rows.</w:t>
+      </w:r>
+    </w:p>
+    <w:p>
+      <w:pPr>
+        <w:pStyle w:val="SourceCode"/>
+      </w:pPr>
+    </w:p>
+    <w:p>
+      <w:pPr>
+        <w:pStyle w:val="SourceCode"/>
+      </w:pPr>
+      <w:r>
+        <w:t>-- Remove the old table and every row in it (Lesson 4.4). IF EXISTS skips</w:t>
+      </w:r>
+    </w:p>
+    <w:p>
+      <w:pPr>
+        <w:pStyle w:val="SourceCode"/>
+      </w:pPr>
+      <w:r>
+        <w:t>-- this when there is no table yet.</w:t>
+      </w:r>
+    </w:p>
+    <w:p>
+      <w:pPr>
+        <w:pStyle w:val="SourceCode"/>
+      </w:pPr>
+      <w:r>
+        <w:t>DROP TABLE IF EXISTS contacts_erlang;</w:t>
+      </w:r>
+    </w:p>
+    <w:p>
+      <w:pPr>
+        <w:pStyle w:val="SourceCode"/>
+      </w:pPr>
+    </w:p>
+    <w:p>
+      <w:pPr>
+        <w:pStyle w:val="SourceCode"/>
+      </w:pPr>
+      <w:r>
+        <w:t>-- Lesson 4.4's contacts_erlang table, exactly as it defined it.</w:t>
+      </w:r>
+    </w:p>
+    <w:p>
+      <w:pPr>
+        <w:pStyle w:val="SourceCode"/>
+      </w:pPr>
+      <w:r>
+        <w:t>CREATE TABLE contacts_erlang (</w:t>
+      </w:r>
+    </w:p>
+    <w:p>
+      <w:pPr>
+        <w:pStyle w:val="SourceCode"/>
+      </w:pPr>
+      <w:r>
+        <w:t xml:space="preserve">    id    INT AUTO_INCREMENT PRIMARY KEY,</w:t>
+      </w:r>
+    </w:p>
+    <w:p>
+      <w:pPr>
+        <w:pStyle w:val="SourceCode"/>
+      </w:pPr>
+      <w:r>
+        <w:t xml:space="preserve">    name  VARCHAR(100) NOT NULL,</w:t>
+      </w:r>
+    </w:p>
+    <w:p>
+      <w:pPr>
+        <w:pStyle w:val="SourceCode"/>
+      </w:pPr>
+      <w:r>
+        <w:t xml:space="preserve">    email VARCHAR(254) NOT NULL UNIQUE,</w:t>
+      </w:r>
+    </w:p>
+    <w:p>
+      <w:pPr>
+        <w:pStyle w:val="SourceCode"/>
+      </w:pPr>
+      <w:r>
+        <w:t xml:space="preserve">    phone VARCHAR(20)  NULL</w:t>
+      </w:r>
+    </w:p>
+    <w:p>
+      <w:pPr>
+        <w:pStyle w:val="SourceCode"/>
+      </w:pPr>
+      <w:r>
+        <w:t>) CHARACTER SET utf8mb4;</w:t>
+      </w:r>
+    </w:p>
+    <w:p>
+      <w:pPr>
+        <w:pStyle w:val="SourceCode"/>
+      </w:pPr>
+    </w:p>
+    <w:p>
+      <w:pPr>
+        <w:pStyle w:val="SourceCode"/>
+      </w:pPr>
+      <w:r>
+        <w:t>-- Lesson 4.6's three contacts, ids 1, 2, 3, and one test contact, id 4,</w:t>
+      </w:r>
+    </w:p>
+    <w:p>
+      <w:pPr>
+        <w:pStyle w:val="SourceCode"/>
+      </w:pPr>
+      <w:r>
+        <w:t>-- which the programs delete. NULL without quotes is the no-value.</w:t>
+      </w:r>
+    </w:p>
+    <w:p>
+      <w:pPr>
+        <w:pStyle w:val="SourceCode"/>
+      </w:pPr>
+      <w:r>
+        <w:t>INSERT INTO contacts_erlang (name, email, phone)</w:t>
+      </w:r>
+    </w:p>
+    <w:p>
+      <w:pPr>
+        <w:pStyle w:val="SourceCode"/>
+      </w:pPr>
+      <w:r>
+        <w:t xml:space="preserve">    VALUES ('Ada Lovelace', 'ada@example.com', '555-0100');</w:t>
+      </w:r>
+    </w:p>
+    <w:p>
+      <w:pPr>
+        <w:pStyle w:val="SourceCode"/>
+      </w:pPr>
+      <w:r>
+        <w:t>INSERT INTO contacts_erlang (name, email, phone)</w:t>
+      </w:r>
+    </w:p>
+    <w:p>
+      <w:pPr>
+        <w:pStyle w:val="SourceCode"/>
+      </w:pPr>
+      <w:r>
+        <w:t xml:space="preserve">    VALUES ('Grace Hopper', 'grace@example.com', NULL);</w:t>
+      </w:r>
+    </w:p>
+    <w:p>
+      <w:pPr>
+        <w:pStyle w:val="SourceCode"/>
+      </w:pPr>
+      <w:r>
+        <w:t>INSERT INTO contacts_erlang (name, email, phone)</w:t>
+      </w:r>
+    </w:p>
+    <w:p>
+      <w:pPr>
+        <w:pStyle w:val="SourceCode"/>
+        <w:keepNext/>
+      </w:pPr>
+      <w:r>
+        <w:t xml:space="preserve">    VALUES ('Alan Turing', 'alan@example.com', '555-0102');</w:t>
+      </w:r>
+    </w:p>
+    <w:p>
+      <w:pPr>
+        <w:pStyle w:val="SourceCode"/>
+        <w:keepNext/>
+      </w:pPr>
+      <w:r>
+        <w:t>INSERT INTO contacts_erlang (name, email, phone)</w:t>
+      </w:r>
+    </w:p>
+    <w:p>
+      <w:pPr>
+        <w:pStyle w:val="SourceCode"/>
+      </w:pPr>
+      <w:r>
+        <w:t xml:space="preserve">    VALUES ('Test Contact', 'test@example.com', '555-0199');</w:t>
+      </w:r>
+    </w:p>
+    <w:p>
+      <w:pPr>
+        <w:keepNext/>
+      </w:pPr>
+    </w:p>
+    <w:p>
+      <w:r>
+        <w:t>The first client command is Lesson 4.2's CREATE DATABASE IF NOT EXISTS spa_contacts, so this lesson works even if you start here. The next three run the files, one per language, with source, the mysql client's own command, which it accepts from -e only with --commands; on Linux or macOS, &lt; sends the file to the client instead (Lesson 4.6). The last shows the Assembly programs' table, contacts_assembly; put your language's table in its place to see that one. Remember, MYSQL_PWD lasts only until the block's l</w:t>
+      </w:r>
+      <w:r>
+        <w:t>ast line, -D names the database, and -t prints the answer as a table.</w:t>
+      </w:r>
+    </w:p>
+    <w:p>
+      <w:pPr>
+        <w:keepNext/>
+      </w:pPr>
+    </w:p>
+    <w:p>
+      <w:pPr>
+        <w:pStyle w:val="Heading3"/>
+      </w:pPr>
+      <w:r>
         <w:t>Windows PowerShell Data Reset</w:t>
       </w:r>
     </w:p>
@@ -1980,7 +2499,7 @@
         <w:keepNext/>
       </w:pPr>
       <w:r>
-        <w:t xml:space="preserve">    -e "source ./sql/reset_contacts.sql"</w:t>
+        <w:t xml:space="preserve">    -e "source ./sql/reset_contacts_assembly.sql"</w:t>
       </w:r>
     </w:p>
     <w:p>
@@ -1989,6 +2508,42 @@
         <w:keepNext/>
       </w:pPr>
       <w:r>
+        <w:t>&amp; $mysql -u devuser -h 127.0.0.1 -P 3306 -D spa_contacts --commands `</w:t>
+      </w:r>
+    </w:p>
+    <w:p>
+      <w:pPr>
+        <w:pStyle w:val="CommandBlock"/>
+        <w:keepNext/>
+      </w:pPr>
+      <w:r>
+        <w:t xml:space="preserve">    -e "source ./sql/reset_contacts_rust.sql"</w:t>
+      </w:r>
+    </w:p>
+    <w:p>
+      <w:pPr>
+        <w:pStyle w:val="CommandBlock"/>
+        <w:keepNext/>
+      </w:pPr>
+      <w:r>
+        <w:t>&amp; $mysql -u devuser -h 127.0.0.1 -P 3306 -D spa_contacts --commands `</w:t>
+      </w:r>
+    </w:p>
+    <w:p>
+      <w:pPr>
+        <w:pStyle w:val="CommandBlock"/>
+        <w:keepNext/>
+      </w:pPr>
+      <w:r>
+        <w:t xml:space="preserve">    -e "source ./sql/reset_contacts_erlang.sql"</w:t>
+      </w:r>
+    </w:p>
+    <w:p>
+      <w:pPr>
+        <w:pStyle w:val="CommandBlock"/>
+        <w:keepNext/>
+      </w:pPr>
+      <w:r>
         <w:t>&amp; $mysql -u devuser -h 127.0.0.1 -P 3306 -D spa_contacts -t `</w:t>
       </w:r>
     </w:p>
@@ -1998,7 +2553,7 @@
         <w:keepNext/>
       </w:pPr>
       <w:r>
-        <w:t xml:space="preserve">    -e "SELECT id, name, email, phone FROM contacts ORDER BY id"</w:t>
+        <w:t xml:space="preserve">    -e "SELECT id, name, email, phone FROM contacts_assembly ORDER BY id"</w:t>
       </w:r>
     </w:p>
     <w:p>
@@ -2055,7 +2610,7 @@
         <w:keepNext/>
       </w:pPr>
       <w:r>
-        <w:t>mysql -u devuser -h 127.0.0.1 -P 3306 -D spa_contacts &lt; ./sql/reset_contacts.sql</w:t>
+        <w:t>mysql -u devuser -h 127.0.0.1 -P 3306 -D spa_contacts \</w:t>
       </w:r>
     </w:p>
     <w:p>
@@ -2064,6 +2619,51 @@
         <w:keepNext/>
       </w:pPr>
       <w:r>
+        <w:t xml:space="preserve">    &lt; ./sql/reset_contacts_assembly.sql</w:t>
+      </w:r>
+    </w:p>
+    <w:p>
+      <w:pPr>
+        <w:pStyle w:val="CommandBlock"/>
+        <w:keepNext/>
+      </w:pPr>
+      <w:r>
+        <w:t>mysql -u devuser -h 127.0.0.1 -P 3306 -D spa_contacts \</w:t>
+      </w:r>
+    </w:p>
+    <w:p>
+      <w:pPr>
+        <w:pStyle w:val="CommandBlock"/>
+        <w:keepNext/>
+      </w:pPr>
+      <w:r>
+        <w:t xml:space="preserve">    &lt; ./sql/reset_contacts_rust.sql</w:t>
+      </w:r>
+    </w:p>
+    <w:p>
+      <w:pPr>
+        <w:pStyle w:val="CommandBlock"/>
+        <w:keepNext/>
+      </w:pPr>
+      <w:r>
+        <w:t>mysql -u devuser -h 127.0.0.1 -P 3306 -D spa_contacts \</w:t>
+      </w:r>
+    </w:p>
+    <w:p>
+      <w:pPr>
+        <w:pStyle w:val="CommandBlock"/>
+        <w:keepNext/>
+      </w:pPr>
+      <w:r>
+        <w:t xml:space="preserve">    &lt; ./sql/reset_contacts_erlang.sql</w:t>
+      </w:r>
+    </w:p>
+    <w:p>
+      <w:pPr>
+        <w:pStyle w:val="CommandBlock"/>
+        <w:keepNext/>
+      </w:pPr>
+      <w:r>
         <w:t>mysql -u devuser -h 127.0.0.1 -P 3306 -D spa_contacts -t \</w:t>
       </w:r>
     </w:p>
@@ -2073,7 +2673,7 @@
         <w:keepNext/>
       </w:pPr>
       <w:r>
-        <w:t xml:space="preserve">    -e "SELECT id, name, email, phone FROM contacts ORDER BY id"</w:t>
+        <w:t xml:space="preserve">    -e "SELECT id, name, email, phone FROM contacts_assembly ORDER BY id"</w:t>
       </w:r>
     </w:p>
     <w:p>
@@ -2094,7 +2694,7 @@
         <w:keepNext/>
       </w:pPr>
       <w:r>
-        <w:t>The first two commands print nothing. The query prints exactly this table, the state every program starts from:</w:t>
+        <w:t>The commands before the query print nothing. The query prints exactly this table, the state every program starts from; every language's table holds the same four rows:</w:t>
       </w:r>
     </w:p>
     <w:p>
@@ -2251,7 +2851,7 @@
         <w:pStyle w:val="ListBullet"/>
       </w:pPr>
       <w:r>
-        <w:t>Unknown database 'spa_contacts' (error 1049), or Table 'spa_contacts.contacts' doesn't exist (error 1146): the Data Reset has not run yet. Run it.</w:t>
+        <w:t>Unknown database 'spa_contacts' (error 1049), or Table 'spa_contacts.contacts_assembly' doesn't exist (error 1146), with your language's table in the name: the Data Reset has not run yet. Run it.</w:t>
       </w:r>
     </w:p>
     <w:p>
@@ -2259,7 +2859,7 @@
         <w:pStyle w:val="ListBullet"/>
       </w:pPr>
       <w:r>
-        <w:t>Table 'spa_contacts.contact' doesn't exist, with contact and no s: the table name in the DELETE is misspelled. Compare it with DELETE FROM contacts WHERE id = ?.</w:t>
+        <w:t>Table 'spa_contacts.contact_assembly' doesn't exist, with contact and no s, and your language's name after it: the table name in the DELETE is misspelled. Compare it with DELETE FROM contacts_assembly WHERE id = ?, with your language's table.</w:t>
       </w:r>
     </w:p>
     <w:p>
@@ -2873,15 +3473,15 @@
         <w:pStyle w:val="SourceCode"/>
       </w:pPr>
       <w:r>
-        <w:t xml:space="preserve">    delete_sql      db "DELETE FROM contacts WHERE id = ?", 0</w:t>
-      </w:r>
-    </w:p>
-    <w:p>
-      <w:pPr>
-        <w:pStyle w:val="SourceCode"/>
-      </w:pPr>
-      <w:r>
-        <w:t xml:space="preserve">    select_sql      db "SELECT id, name, email, phone FROM contacts "</w:t>
+        <w:t xml:space="preserve">    delete_sql      db "DELETE FROM contacts_assembly WHERE id = ?", 0</w:t>
+      </w:r>
+    </w:p>
+    <w:p>
+      <w:pPr>
+        <w:pStyle w:val="SourceCode"/>
+      </w:pPr>
+      <w:r>
+        <w:t xml:space="preserve">    select_sql      db "SELECT id, name, email, phone FROM contacts_assembly "</w:t>
       </w:r>
     </w:p>
     <w:p>
@@ -4867,7 +5467,7 @@
         <w:keepNext/>
       </w:pPr>
       <w:r>
-        <w:t>Run the program from the lesson-4.8-extended folder, in a terminal that has SPA_DB_PASSWORD. The program deletes a contact, so the mysql lines before it run the Data Reset's file again: every run then starts from the known state, with contact 4 in the table.</w:t>
+        <w:t>Run the program from the lesson-4.8-extended folder, in a terminal that has SPA_DB_PASSWORD. The program deletes a contact, so the mysql lines before it run this language's reset from the Data Reset again: they put contacts_assembly, the Assembly programs' own table, back into the known state, with contact 4 in it, so every run starts from the same rows.</w:t>
       </w:r>
     </w:p>
     <w:p>
@@ -4953,7 +5553,7 @@
         <w:keepNext/>
       </w:pPr>
       <w:r>
-        <w:t xml:space="preserve">    -e "source ./sql/reset_contacts.sql"</w:t>
+        <w:t xml:space="preserve">    -e "source ./sql/reset_contacts_assembly.sql"</w:t>
       </w:r>
     </w:p>
     <w:p>
@@ -5634,7 +6234,7 @@
         <w:pStyle w:val="SourceCode"/>
       </w:pPr>
       <w:r>
-        <w:t xml:space="preserve">    delete_sql      db "DELETE FROM contacts WHERE id = ?", 0</w:t>
+        <w:t xml:space="preserve">    delete_sql      db "DELETE FROM contacts_assembly WHERE id = ?", 0</w:t>
       </w:r>
     </w:p>
     <w:p>
@@ -5650,7 +6250,7 @@
         <w:pStyle w:val="SourceCode"/>
       </w:pPr>
       <w:r>
-        <w:t xml:space="preserve">    select_sql      db "SELECT id, name, email, phone FROM contacts "</w:t>
+        <w:t xml:space="preserve">    select_sql      db "SELECT id, name, email, phone FROM contacts_assembly "</w:t>
       </w:r>
     </w:p>
     <w:p>
@@ -8766,7 +9366,7 @@
         <w:keepNext/>
       </w:pPr>
       <w:r>
-        <w:t xml:space="preserve">    -e "source ./sql/reset_contacts.sql"</w:t>
+        <w:t xml:space="preserve">    -e "source ./sql/reset_contacts_assembly.sql"</w:t>
       </w:r>
     </w:p>
     <w:p>
@@ -9190,7 +9790,7 @@
         <w:pStyle w:val="SourceCode"/>
       </w:pPr>
       <w:r>
-        <w:t>const DELETE_CONTACT: &amp;str = "DELETE FROM contacts WHERE id = ?";</w:t>
+        <w:t>const DELETE_CONTACT: &amp;str = "DELETE FROM contacts_rust WHERE id = ?";</w:t>
       </w:r>
     </w:p>
     <w:p>
@@ -9501,7 +10101,7 @@
         <w:pStyle w:val="SourceCode"/>
       </w:pPr>
       <w:r>
-        <w:t xml:space="preserve">        .query("SELECT id, name, email, phone FROM contacts ORDER BY id")</w:t>
+        <w:t xml:space="preserve">        .query("SELECT id, name, email, phone FROM contacts_rust ORDER BY id")</w:t>
       </w:r>
     </w:p>
     <w:p>
@@ -9901,7 +10501,7 @@
         <w:keepNext/>
       </w:pPr>
       <w:r>
-        <w:t>Run the program from the lesson-4.8-extended folder, in a terminal that has SPA_DB_PASSWORD. The program deletes a contact, so the mysql lines before it run the Data Reset's file again: every run then starts from the known state, with contact 4 in the table.</w:t>
+        <w:t>Run the program from the lesson-4.8-extended folder, in a terminal that has SPA_DB_PASSWORD. The program deletes a contact, so the mysql lines before it run this language's reset from the Data Reset again: they put contacts_rust, the Rust programs' own table, back into the known state, with contact 4 in it, so every run starts from the same rows.</w:t>
       </w:r>
     </w:p>
     <w:p>
@@ -9951,7 +10551,7 @@
         <w:keepNext/>
       </w:pPr>
       <w:r>
-        <w:t xml:space="preserve">    -e "source ./sql/reset_contacts.sql"</w:t>
+        <w:t xml:space="preserve">    -e "source ./sql/reset_contacts_rust.sql"</w:t>
       </w:r>
     </w:p>
     <w:p>
@@ -10008,7 +10608,7 @@
         <w:keepNext/>
       </w:pPr>
       <w:r>
-        <w:t>mysql -u devuser -h 127.0.0.1 -P 3306 -D spa_contacts &lt; ./sql/reset_contacts.sql</w:t>
+        <w:t>mysql -u devuser -h 127.0.0.1 -P 3306 -D spa_contacts \</w:t>
       </w:r>
     </w:p>
     <w:p>
@@ -10017,6 +10617,15 @@
         <w:keepNext/>
       </w:pPr>
       <w:r>
+        <w:t xml:space="preserve">    &lt; ./sql/reset_contacts_rust.sql</w:t>
+      </w:r>
+    </w:p>
+    <w:p>
+      <w:pPr>
+        <w:pStyle w:val="CommandBlock"/>
+        <w:keepNext/>
+      </w:pPr>
+      <w:r>
         <w:t>unset MYSQL_PWD</w:t>
       </w:r>
     </w:p>
@@ -10166,7 +10775,7 @@
         <w:pStyle w:val="ListBullet"/>
       </w:pPr>
       <w:r>
-        <w:t>If the program stops with a line starting thread 'main' panicked at, read the next line, which starts called `Result::unwrap()` on an `Err` value: it holds the server's reason, such as MySqlError { ERROR 1146 (42S02): Table 'spa_contacts.contact' doesn't exist }. Remember, MySqlError is the server's refusal (Lesson 4.2a). If it stops with Couldn't convert Row, the list's tuple types do not match the SELECT's four columns.</w:t>
+        <w:t>If the program stops with a line starting thread 'main' panicked at, read the next line, which starts called `Result::unwrap()` on an `Err` value: it holds the server's reason, such as MySqlError { ERROR 1146 (42S02): Table 'spa_contacts.contact_rust' doesn't exist }. Remember, MySqlError is the server's refusal (Lesson 4.2a). If it stops with Couldn't convert Row, the list's tuple types do not match the SELECT's four columns.</w:t>
       </w:r>
     </w:p>
     <w:p>
@@ -10369,7 +10978,7 @@
         <w:pStyle w:val="SourceCode"/>
       </w:pPr>
       <w:r>
-        <w:t>const DELETE_CONTACT: &amp;str = "DELETE FROM contacts WHERE id = ?";</w:t>
+        <w:t>const DELETE_CONTACT: &amp;str = "DELETE FROM contacts_rust WHERE id = ?";</w:t>
       </w:r>
     </w:p>
     <w:p>
@@ -10398,7 +11007,7 @@
         <w:pStyle w:val="SourceCode"/>
       </w:pPr>
       <w:r>
-        <w:t xml:space="preserve">    "SELECT id, name, email, phone FROM contacts ORDER BY id";</w:t>
+        <w:t xml:space="preserve">    "SELECT id, name, email, phone FROM contacts_rust ORDER BY id";</w:t>
       </w:r>
     </w:p>
     <w:p>
@@ -11550,7 +12159,7 @@
         <w:keepNext/>
       </w:pPr>
       <w:r>
-        <w:t xml:space="preserve">    -e "source ./sql/reset_contacts.sql"</w:t>
+        <w:t xml:space="preserve">    -e "source ./sql/reset_contacts_rust.sql"</w:t>
       </w:r>
     </w:p>
     <w:p>
@@ -11616,7 +12225,7 @@
         <w:keepNext/>
       </w:pPr>
       <w:r>
-        <w:t>mysql -u devuser -h 127.0.0.1 -P 3306 -D spa_contacts &lt; ./sql/reset_contacts.sql</w:t>
+        <w:t>mysql -u devuser -h 127.0.0.1 -P 3306 -D spa_contacts \</w:t>
       </w:r>
     </w:p>
     <w:p>
@@ -11625,6 +12234,15 @@
         <w:keepNext/>
       </w:pPr>
       <w:r>
+        <w:t xml:space="preserve">    &lt; ./sql/reset_contacts_rust.sql</w:t>
+      </w:r>
+    </w:p>
+    <w:p>
+      <w:pPr>
+        <w:pStyle w:val="CommandBlock"/>
+        <w:keepNext/>
+      </w:pPr>
+      <w:r>
         <w:t>unset MYSQL_PWD</w:t>
       </w:r>
     </w:p>
@@ -12008,7 +12626,7 @@
         <w:pStyle w:val="SourceCode"/>
       </w:pPr>
       <w:r>
-        <w:t>-define(DELETE_CONTACT, "DELETE FROM contacts WHERE id = ?").</w:t>
+        <w:t>-define(DELETE_CONTACT, "DELETE FROM contacts_erlang WHERE id = ?").</w:t>
       </w:r>
     </w:p>
     <w:p>
@@ -12414,6 +13032,14 @@
         <w:pStyle w:val="SourceCode"/>
       </w:pPr>
       <w:r>
+        <w:t>%% The query's two strings side by side join into one (Lesson 4.4a).</w:t>
+      </w:r>
+    </w:p>
+    <w:p>
+      <w:pPr>
+        <w:pStyle w:val="SourceCode"/>
+      </w:pPr>
+      <w:r>
         <w:t>list_contacts(Connection) -&gt;</w:t>
       </w:r>
     </w:p>
@@ -12438,7 +13064,15 @@
         <w:pStyle w:val="SourceCode"/>
       </w:pPr>
       <w:r>
-        <w:t xml:space="preserve">                    "SELECT id, name, email, phone FROM contacts ORDER BY id"),</w:t>
+        <w:t xml:space="preserve">                    "SELECT id, name, email, phone FROM contacts_erlang "</w:t>
+      </w:r>
+    </w:p>
+    <w:p>
+      <w:pPr>
+        <w:pStyle w:val="SourceCode"/>
+      </w:pPr>
+      <w:r>
+        <w:t xml:space="preserve">                    "ORDER BY id"),</w:t>
       </w:r>
     </w:p>
     <w:p>
@@ -12778,7 +13412,10 @@
         <w:keepNext/>
       </w:pPr>
       <w:r>
-        <w:t>Run the program from the lesson-4.8-extended folder, in a terminal that has SPA_DB_PASSWORD. The program deletes a contact, so the mysql lines before it run the Data Reset's file again: every run then starts from the known state, with contact 4 in the table. Remember, erlc compiles the connector's five modules with the lesson's module, and prints four warnings about mysql_encode.erl, the connector's own code, not yours (Lesson 4.0a).</w:t>
+        <w:t>Run the program from the lesson-4.8-extended folder, in a terminal that has SPA_DB_PASSWORD. The program deletes a contact, so the mysql lines before it run this language's reset from the Data Reset again: they put contacts_erlang, the Erlang programs' own table, back into the known state, with contact 4 in it, so every run starts from the same rows. Remember, erlc compiles the connector's five modules with the lesson's module, and prints four warnings about mysql_encode.erl, the connector's own code, not y</w:t>
+      </w:r>
+      <w:r>
+        <w:t>ours (Lesson 4.0a).</w:t>
       </w:r>
     </w:p>
     <w:p>
@@ -12855,7 +13492,7 @@
         <w:keepNext/>
       </w:pPr>
       <w:r>
-        <w:t xml:space="preserve">    -e "source ./sql/reset_contacts.sql"</w:t>
+        <w:t xml:space="preserve">    -e "source ./sql/reset_contacts_erlang.sql"</w:t>
       </w:r>
     </w:p>
     <w:p>
@@ -12921,7 +13558,7 @@
         <w:keepNext/>
       </w:pPr>
       <w:r>
-        <w:t>mysql -u devuser -h 127.0.0.1 -P 3306 -D spa_contacts &lt; ./sql/reset_contacts.sql</w:t>
+        <w:t>mysql -u devuser -h 127.0.0.1 -P 3306 -D spa_contacts \</w:t>
       </w:r>
     </w:p>
     <w:p>
@@ -12930,6 +13567,15 @@
         <w:keepNext/>
       </w:pPr>
       <w:r>
+        <w:t xml:space="preserve">    &lt; ./sql/reset_contacts_erlang.sql</w:t>
+      </w:r>
+    </w:p>
+    <w:p>
+      <w:pPr>
+        <w:pStyle w:val="CommandBlock"/>
+        <w:keepNext/>
+      </w:pPr>
+      <w:r>
         <w:t>unset MYSQL_PWD</w:t>
       </w:r>
     </w:p>
@@ -13079,7 +13725,10 @@
         <w:pStyle w:val="ListBullet"/>
       </w:pPr>
       <w:r>
-        <w:t>If erl stops with Runtime terminating during boot and {badmatch,...}, a step failed and its = match stopped this Basic version; the reason is inside, such as {1146,&lt;&lt;"42S02"&gt;&gt;,&lt;&lt;"Table 'spa_contacts.contact' doesn't exist"&gt;&gt;}. erl also writes an erl_crash.dump file; delete it: it holds the program's memory, which can include the password. If the program prints Error: the mysql connector module was not found, the erlc command left out the connector's five modules, or the Erlang Connector Setup did not run.</w:t>
+        <w:t>If erl stops with Runtime terminating during boot and {badmatch,...}, a step failed and its = match stopped this Basic version; the reason is inside, such as {1146,&lt;&lt;"42S02"&gt;&gt;,&lt;&lt;"Table 'spa_contacts.contact_erlang' doesn't exist"&gt;&gt;}. erl also writes an erl_crash.dump file; delete it: it holds the program's memory, which can include the password. If the program prints Error: the mysql connector module was not found, the erlc command left out the connector's five modules, or the Erlang Connector Setup did not</w:t>
+      </w:r>
+      <w:r>
+        <w:t xml:space="preserve"> run.</w:t>
       </w:r>
     </w:p>
     <w:p>
@@ -13250,7 +13899,7 @@
         <w:pStyle w:val="SourceCode"/>
       </w:pPr>
       <w:r>
-        <w:t>-define(DELETE_CONTACT, "DELETE FROM contacts WHERE id = ?").</w:t>
+        <w:t>-define(DELETE_CONTACT, "DELETE FROM contacts_erlang WHERE id = ?").</w:t>
       </w:r>
     </w:p>
     <w:p>
@@ -13279,7 +13928,7 @@
         <w:pStyle w:val="SourceCode"/>
       </w:pPr>
       <w:r>
-        <w:t xml:space="preserve">        "SELECT id, name, email, phone FROM contacts ORDER BY id").</w:t>
+        <w:t xml:space="preserve">        "SELECT id, name, email, phone FROM contacts_erlang ORDER BY id").</w:t>
       </w:r>
     </w:p>
     <w:p>
@@ -14652,7 +15301,7 @@
         <w:keepNext/>
       </w:pPr>
       <w:r>
-        <w:t xml:space="preserve">    -e "source ./sql/reset_contacts.sql"</w:t>
+        <w:t xml:space="preserve">    -e "source ./sql/reset_contacts_erlang.sql"</w:t>
       </w:r>
     </w:p>
     <w:p>
@@ -14727,7 +15376,7 @@
         <w:keepNext/>
       </w:pPr>
       <w:r>
-        <w:t>mysql -u devuser -h 127.0.0.1 -P 3306 -D spa_contacts &lt; ./sql/reset_contacts.sql</w:t>
+        <w:t>mysql -u devuser -h 127.0.0.1 -P 3306 -D spa_contacts \</w:t>
       </w:r>
     </w:p>
     <w:p>
@@ -14736,6 +15385,15 @@
         <w:keepNext/>
       </w:pPr>
       <w:r>
+        <w:t xml:space="preserve">    &lt; ./sql/reset_contacts_erlang.sql</w:t>
+      </w:r>
+    </w:p>
+    <w:p>
+      <w:pPr>
+        <w:pStyle w:val="CommandBlock"/>
+        <w:keepNext/>
+      </w:pPr>
+      <w:r>
         <w:t>unset MYSQL_PWD</w:t>
       </w:r>
     </w:p>
@@ -18179,7 +18837,7 @@
         <w:pStyle w:val="ListBullet"/>
       </w:pPr>
       <w:r>
-        <w:t>Run the Data Reset first, then every Build and Run block from the lesson-4.8-extended folder, in a terminal that has SPA_DB_PASSWORD. Each Assembly, Rust, and Erlang block resets the table again before its program.</w:t>
+        <w:t>Run the Data Reset first, then every Build and Run block from the lesson-4.8-extended folder, in a terminal that has SPA_DB_PASSWORD. Each Assembly, Rust, and Erlang block resets its own language's table again before its program.</w:t>
       </w:r>
     </w:p>
     <w:p>
@@ -18284,7 +18942,7 @@
         <w:keepNext/>
       </w:pPr>
       <w:r>
-        <w:t>Statement: DELETE FROM contacts WHERE id = ?</w:t>
+        <w:t>Tables: contacts_assembly, contacts_rust, contacts_erlang;</w:t>
       </w:r>
     </w:p>
     <w:p>
@@ -18293,6 +18951,24 @@
         <w:keepNext/>
       </w:pPr>
       <w:r>
+        <w:t xml:space="preserve">  each reset by its own file</w:t>
+      </w:r>
+    </w:p>
+    <w:p>
+      <w:pPr>
+        <w:pStyle w:val="RequiredOutput"/>
+        <w:keepNext/>
+      </w:pPr>
+      <w:r>
+        <w:t>Statement: DELETE FROM contacts_assembly WHERE id = ?</w:t>
+      </w:r>
+    </w:p>
+    <w:p>
+      <w:pPr>
+        <w:pStyle w:val="RequiredOutput"/>
+        <w:keepNext/>
+      </w:pPr>
+      <w:r>
         <w:t>Found rows: CLIENT_FOUND_ROWS (2); additional_capabilities;</w:t>
       </w:r>
     </w:p>
@@ -18372,7 +19048,7 @@
         <w:keepNext/>
       </w:pPr>
       <w:r>
-        <w:t>The Assembly, Rust, and Erlang programs, Basic and Production-Minded, show these lines and end with exit code 0. Solidity's scripts log lines of their own, shown in the Solidity section.</w:t>
+        <w:t>The Assembly, Rust, and Erlang programs, Basic and Production-Minded, show these lines and end with exit code 0; no line names the table, so they are the same in every language. Solidity's scripts log lines of their own, shown in the Solidity section.</w:t>
       </w:r>
     </w:p>
     <w:p>
@@ -18462,7 +19138,7 @@
     </w:p>
     <w:p>
       <w:r>
-        <w:t>Right after any Assembly, Rust, or Erlang Build and Run block, ask the server about the table yourself, from the mysql client: a second connection, separate from the program's, so the delete was really saved, not only seen by the program that made it (Lesson 4.8).</w:t>
+        <w:t>Right after any Assembly, Rust, or Erlang Build and Run block, ask the server about that language's table yourself, from the mysql client: a second connection, separate from the program's, so the delete was really saved, not only seen by the program that made it (Lesson 4.8). The query reads contacts_assembly, the Assembly programs' table; put contacts_rust or contacts_erlang in its place to read another language's.</w:t>
       </w:r>
     </w:p>
     <w:p>
@@ -18511,7 +19187,7 @@
         <w:keepNext/>
       </w:pPr>
       <w:r>
-        <w:t xml:space="preserve">    -e "SELECT id, name, email, phone FROM contacts ORDER BY id"</w:t>
+        <w:t xml:space="preserve">    -e "SELECT id, name, email, phone FROM contacts_assembly ORDER BY id"</w:t>
       </w:r>
     </w:p>
     <w:p>
@@ -18559,7 +19235,7 @@
         <w:keepNext/>
       </w:pPr>
       <w:r>
-        <w:t xml:space="preserve">    -e "SELECT id, name, email, phone FROM contacts ORDER BY id"</w:t>
+        <w:t xml:space="preserve">    -e "SELECT id, name, email, phone FROM contacts_assembly ORDER BY id"</w:t>
       </w:r>
     </w:p>
     <w:p>
@@ -18958,7 +19634,10 @@
         <w:keepNext/>
       </w:pPr>
       <w:r>
-        <w:t>Then try the mistake once, in your own language's Production-Minded program, and put it back: misspell the table in the DELETE as contact (Assembly delete_sql, Rust DELETE_CONTACT, Erlang the DELETE_CONTACT macro). Run the block. Each DELETE now prints Error: Table 'spa_contacts.contact' doesn't exist, the same line in every language, nothing is deleted, so, in the program without the Exercise's insert, the list shows all four contacts, and the exit code is 1:</w:t>
+        <w:t>Then try the mistake once, in your own language's Production-Minded program, and put it back: misspell the table in the DELETE by dropping the s from contacts, so contacts_assembly becomes contact_assembly (Assembly delete_sql, Rust DELETE_CONTACT, Erlang the DELETE_CONTACT macro; contacts_rust becomes contact_rust). Run the block. Each DELETE now prints Error: Table 'spa_contacts.contact_assembly' doesn't exist, with your language's misspelled name, nothing is deleted, so, in the program without the Exerci</w:t>
+      </w:r>
+      <w:r>
+        <w:t>se's insert, the list shows all four contacts, and the exit code is 1. These are the Assembly programs' lines; Rust and Erlang show contact_rust or contact_erlang in place of contact_assembly:</w:t>
       </w:r>
     </w:p>
     <w:p>
@@ -18981,7 +19660,7 @@
         <w:keepNext/>
       </w:pPr>
       <w:r>
-        <w:t>Error: Table 'spa_contacts.contact' doesn't exist</w:t>
+        <w:t>Error: Table 'spa_contacts.contact_assembly' doesn't exist</w:t>
       </w:r>
     </w:p>
     <w:p>
@@ -18990,7 +19669,7 @@
         <w:keepNext/>
       </w:pPr>
       <w:r>
-        <w:t>Error: Table 'spa_contacts.contact' doesn't exist</w:t>
+        <w:t>Error: Table 'spa_contacts.contact_assembly' doesn't exist</w:t>
       </w:r>
     </w:p>
     <w:p>
@@ -19263,10 +19942,10 @@
     </w:p>
     <w:p>
       <w:r>
-        <w:t xml:space="preserve">Delete by email. Write delete_contact_by_email, which runs DELETE FROM contacts WHERE email = ? with the email as a parameter and returns the count, and remove_contact_by_email, which prints Deleted contact followed by the email and the count, or No contact with email followed by the email and the count of 0, and returns 1 for a failure and 0 otherwise. In the Production-Minded program, after the two deletes by id, delete alan@example.com, and add what it returns to the failures. Assembly and Erlang may do </w:t>
-      </w:r>
-      <w:r>
-        <w:t>both steps in one function, remove_contact_by_email, as their Basic versions do.</w:t>
+        <w:t>Delete by email. Write delete_contact_by_email, which runs DELETE FROM contacts_assembly WHERE email = ?, with your language's table, with the email as a parameter and returns the count, and remove_contact_by_email, which prints Deleted contact followed by the email and the count, or No contact with email followed by the email and the count of 0, and returns 1 for a failure and 0 otherwise. In the Production-Minded program, after the two deletes by id, delete alan@example.com, and add what it returns to the</w:t>
+      </w:r>
+      <w:r>
+        <w:t xml:space="preserve"> failures. Assembly and Erlang may do both steps in one function, remove_contact_by_email, as their Basic versions do.</w:t>
       </w:r>
     </w:p>
     <w:p>
@@ -19279,10 +19958,10 @@
         <w:pStyle w:val="ListBullet"/>
       </w:pPr>
       <w:r>
-        <w:t xml:space="preserve">Assembly: Add BIND_LENGTH equ 64 and MYSQL_TYPE_STRING equ 254 (Lesson 4.5a), unless the Exercise already did, and by_email_sql db "DELETE FROM contacts WHERE email = ?", 0, email_deleted db "Deleted contact %s (rows affected: %lld)", 10, 0, email_not_found db "No contact with email %s (rows affected: %lld)", 10, 0, and alan_email db "alan@example.com", 0. Write remove_contact_by_email in delete_contact's shape, with rdx the email's address and eax 1 or 0 out: the one record is text, MYSQL_TYPE_STRING, the </w:t>
-      </w:r>
-      <w:r>
-        <w:t>email's address, and strlen's length at BIND_LENGTH; print email_deleted or email_not_found with rdx the email and r8 the count. In main, call it after the second remove_contact with rdx the address of alan_email, and add eax to r13d.</w:t>
+        <w:t>Assembly: Add BIND_LENGTH equ 64 and MYSQL_TYPE_STRING equ 254 (Lesson 4.5a), unless the Exercise already did, and by_email_sql db "DELETE FROM contacts_assembly WHERE email = ?", 0, email_deleted db "Deleted contact %s (rows affected: %lld)", 10, 0, email_not_found db "No contact with email %s (rows affected: %lld)", 10, 0, and alan_email db "alan@example.com", 0. Write remove_contact_by_email in delete_contact's shape, with rdx the email's address and eax 1 or 0 out: the one record is text, MYSQL_TYPE_STR</w:t>
+      </w:r>
+      <w:r>
+        <w:t>ING, the email's address, and strlen's length at BIND_LENGTH; print email_deleted or email_not_found with rdx the email and r8 the count. In main, call it after the second remove_contact with rdx the address of alan_email, and add eax to r13d.</w:t>
       </w:r>
     </w:p>
     <w:p>
@@ -19666,7 +20345,7 @@
         <w:pStyle w:val="ListBullet"/>
       </w:pPr>
       <w:r>
-        <w:t>I can send DELETE FROM contacts WHERE id = ? from Assembly, Rust, and Erlang, with the id as the one parameter.</w:t>
+        <w:t>I can send DELETE FROM contacts_assembly WHERE id = ? from Assembly, Rust, and Erlang, each with its own table, with the id as the one parameter.</w:t>
       </w:r>
     </w:p>
     <w:p>
@@ -19726,10 +20405,10 @@
     </w:p>
     <w:p>
       <w:r>
-        <w:t>Assembly, Rust, and Erlang each sent Lesson 4.8's DELETE with the id as the one parameter, read the count with mysql_stmt_affected_rows, affected_rows(), or mysql:affected_rows, and printed the same lines as Lesson 4.8's programs: 1 when the contact was deleted, 0 when there was no such contact, a normal answer, then the read-back that proves only that row is gone. Solidity has no DELETE and no count: ContactBook's deleteContact checks that the contact exists, clears what else the contract keeps about it, a</w:t>
-      </w:r>
-      <w:r>
-        <w:t>nd resets the entry with delete, which leaves zero values behind and leaves the chain's history untouched. Deleted ids are never handed out again, in MySQL or in ContactBook. Lesson 4.9 uses WHERE to find contacts by name or email domain.</w:t>
+        <w:t>Assembly, Rust, and Erlang each sent Lesson 4.8's DELETE to their own table, with the id as the one parameter, read the count with mysql_stmt_affected_rows, affected_rows(), or mysql:affected_rows, and printed the same lines as Lesson 4.8's programs: 1 when the contact was deleted, 0 when there was no such contact, a normal answer, then the read-back that proves only that row is gone. Solidity has no DELETE and no count: ContactBook's deleteContact checks that the contact exists, clears what else the contra</w:t>
+      </w:r>
+      <w:r>
+        <w:t>ct keeps about it, and resets the entry with delete, which leaves zero values behind and leaves the chain's history untouched. Deleted ids are never handed out again, in MySQL or in ContactBook. Lesson 4.9 uses WHERE to find contacts by name or email domain.</w:t>
       </w:r>
     </w:p>
     <w:sectPr>
@@ -19915,31 +20594,31 @@
       </w:rPr>
     </w:lvl>
   </w:abstractNum>
-  <w:num w:numId="1" w16cid:durableId="943616032">
+  <w:num w:numId="1" w16cid:durableId="461966089">
     <w:abstractNumId w:val="8"/>
   </w:num>
-  <w:num w:numId="2" w16cid:durableId="339697429">
+  <w:num w:numId="2" w16cid:durableId="1526671717">
     <w:abstractNumId w:val="6"/>
   </w:num>
-  <w:num w:numId="3" w16cid:durableId="1066027912">
+  <w:num w:numId="3" w16cid:durableId="859899040">
     <w:abstractNumId w:val="5"/>
   </w:num>
-  <w:num w:numId="4" w16cid:durableId="845636640">
+  <w:num w:numId="4" w16cid:durableId="1986155226">
     <w:abstractNumId w:val="4"/>
   </w:num>
-  <w:num w:numId="5" w16cid:durableId="1444230849">
+  <w:num w:numId="5" w16cid:durableId="1181701242">
     <w:abstractNumId w:val="7"/>
   </w:num>
-  <w:num w:numId="6" w16cid:durableId="1241451285">
+  <w:num w:numId="6" w16cid:durableId="2120441679">
     <w:abstractNumId w:val="3"/>
   </w:num>
-  <w:num w:numId="7" w16cid:durableId="408701309">
+  <w:num w:numId="7" w16cid:durableId="520169221">
     <w:abstractNumId w:val="2"/>
   </w:num>
-  <w:num w:numId="8" w16cid:durableId="1175262475">
+  <w:num w:numId="8" w16cid:durableId="2141916728">
     <w:abstractNumId w:val="1"/>
   </w:num>
-  <w:num w:numId="9" w16cid:durableId="143547880">
+  <w:num w:numId="9" w16cid:durableId="627508974">
     <w:abstractNumId w:val="0"/>
   </w:num>
 </w:numbering>

--- a/Volume 1/Chapter 04 - Databases/SPA_Vol1_Ch4_Lesson4_8a_DELETE_Extended.docx
+++ b/Volume 1/Chapter 04 - Databases/SPA_Vol1_Ch4_Lesson4_8a_DELETE_Extended.docx
@@ -444,6 +444,7 @@
         <w:pStyle w:val="ListBullet"/>
       </w:pPr>
       <w:r>
+        <w:lastRenderedPageBreak/>
         <w:t>delete resets only what it names. ContactBook also remembers which emails are taken, in its emailTaken mapping (Lesson 4.5a), so deleteContact clears that entry too; otherwise the deleted contact's email could never be added again.</w:t>
       </w:r>
     </w:p>
@@ -1095,7 +1096,7 @@
         <w:keepNext/>
       </w:pPr>
       <w:r>
-        <w:t>[profile.default]</w:t>
+        <w:t>[profile.default]  # Remember, the settings forge uses by default.</w:t>
       </w:r>
     </w:p>
     <w:p>
@@ -1804,7 +1805,7 @@
         <w:pStyle w:val="SourceCode"/>
       </w:pPr>
       <w:r>
-        <w:t>-- Lesson 4.4's contacts_assembly table, exactly as it defined it.</w:t>
+        <w:t>-- Lesson 4.4a's contacts_assembly table, exactly as it defined it.</w:t>
       </w:r>
     </w:p>
     <w:p>
@@ -2044,7 +2045,7 @@
         <w:pStyle w:val="SourceCode"/>
       </w:pPr>
       <w:r>
-        <w:t>-- Lesson 4.4's contacts_rust table, exactly as it defined it.</w:t>
+        <w:t>-- Lesson 4.4a's contacts_rust table, exactly as it defined it.</w:t>
       </w:r>
     </w:p>
     <w:p>
@@ -2284,7 +2285,7 @@
         <w:pStyle w:val="SourceCode"/>
       </w:pPr>
       <w:r>
-        <w:t>-- Lesson 4.4's contacts_erlang table, exactly as it defined it.</w:t>
+        <w:t>-- Lesson 4.4a's contacts_erlang table, exactly as it defined it.</w:t>
       </w:r>
     </w:p>
     <w:p>
@@ -3481,6 +3482,14 @@
         <w:pStyle w:val="SourceCode"/>
       </w:pPr>
       <w:r>
+        <w:t xml:space="preserve">    ; The query. Remember, its two db lines join into one text (Lesson 4.4a).</w:t>
+      </w:r>
+    </w:p>
+    <w:p>
+      <w:pPr>
+        <w:pStyle w:val="SourceCode"/>
+      </w:pPr>
+      <w:r>
         <w:t xml:space="preserve">    select_sql      db "SELECT id, name, email, phone FROM contacts_assembly "</w:t>
       </w:r>
     </w:p>
@@ -3696,23 +3705,23 @@
         <w:pStyle w:val="SourceCode"/>
       </w:pPr>
       <w:r>
-        <w:t>; Remember, mysql_stmt_prepare sends the SQL, mysql_stmt_bind_param</w:t>
-      </w:r>
-    </w:p>
-    <w:p>
-      <w:pPr>
-        <w:pStyle w:val="SourceCode"/>
-      </w:pPr>
-      <w:r>
-        <w:t>; attaches one MYSQL_BIND per ?, and mysql_stmt_execute sends the value</w:t>
-      </w:r>
-    </w:p>
-    <w:p>
-      <w:pPr>
-        <w:pStyle w:val="SourceCode"/>
-      </w:pPr>
-      <w:r>
-        <w:t>; and runs it (Lesson 4.5a). rbx keeps the statement handle, r12d the id.</w:t>
+        <w:t>; Remember, mysql_stmt_prepare sends the SQL and its length, from strlen;</w:t>
+      </w:r>
+    </w:p>
+    <w:p>
+      <w:pPr>
+        <w:pStyle w:val="SourceCode"/>
+      </w:pPr>
+      <w:r>
+        <w:t>; mysql_stmt_bind_param attaches one MYSQL_BIND per ?, and mysql_stmt_execute</w:t>
+      </w:r>
+    </w:p>
+    <w:p>
+      <w:pPr>
+        <w:pStyle w:val="SourceCode"/>
+      </w:pPr>
+      <w:r>
+        <w:t>; sends the value and runs it (Lesson 4.5a). rbx keeps the statement, r12d the id.</w:t>
       </w:r>
     </w:p>
     <w:p>
@@ -4803,15 +4812,15 @@
         <w:pStyle w:val="SourceCode"/>
       </w:pPr>
       <w:r>
-        <w:t>; eight values, so main sets aside 32 bytes of scratch space plus four</w:t>
-      </w:r>
-    </w:p>
-    <w:p>
-      <w:pPr>
-        <w:pStyle w:val="SourceCode"/>
-      </w:pPr>
-      <w:r>
-        <w:t>; 8-byte places for values 5 to 8.</w:t>
+        <w:t>; eight values: sub rsp, 72 is 32 bytes of scratch space, four 8-byte</w:t>
+      </w:r>
+    </w:p>
+    <w:p>
+      <w:pPr>
+        <w:pStyle w:val="SourceCode"/>
+      </w:pPr>
+      <w:r>
+        <w:t>; places for values 5 to 8, and 8 more that keep rsp a multiple of 16.</w:t>
       </w:r>
     </w:p>
     <w:p>
@@ -4864,7 +4873,7 @@
         <w:pStyle w:val="SourceCode"/>
       </w:pPr>
       <w:r>
-        <w:t xml:space="preserve">    ; returns 0 when it is missing.</w:t>
+        <w:t xml:space="preserve">    ; returns 0 when it is missing; __acrt_iob_func(2) gives the error stream.</w:t>
       </w:r>
     </w:p>
     <w:p>
@@ -4981,39 +4990,39 @@
         <w:pStyle w:val="SourceCode"/>
       </w:pPr>
       <w:r>
-        <w:t xml:space="preserve">    ; Remember, mysql_real_connect takes the handle, host, user, and</w:t>
-      </w:r>
-    </w:p>
-    <w:p>
-      <w:pPr>
-        <w:pStyle w:val="SourceCode"/>
-      </w:pPr>
-      <w:r>
-        <w:t xml:space="preserve">    ; password in registers, then the database, the port, the socket (0,</w:t>
-      </w:r>
-    </w:p>
-    <w:p>
-      <w:pPr>
-        <w:pStyle w:val="SourceCode"/>
-      </w:pPr>
-      <w:r>
-        <w:t xml:space="preserve">    ; none), and the client flags, CLIENT_FOUND_ROWS, on the stack</w:t>
-      </w:r>
-    </w:p>
-    <w:p>
-      <w:pPr>
-        <w:pStyle w:val="SourceCode"/>
-      </w:pPr>
-      <w:r>
-        <w:t xml:space="preserve">    ; (Lesson 4.7a). It returns 0 when it cannot connect, so even this</w:t>
-      </w:r>
-    </w:p>
-    <w:p>
-      <w:pPr>
-        <w:pStyle w:val="SourceCode"/>
-      </w:pPr>
-      <w:r>
-        <w:t xml:space="preserve">    ; Basic version checks.</w:t>
+        <w:t xml:space="preserve">    ; Remember, mysql_init with ecx 0 makes a new handle; mysql_real_connect</w:t>
+      </w:r>
+    </w:p>
+    <w:p>
+      <w:pPr>
+        <w:pStyle w:val="SourceCode"/>
+      </w:pPr>
+      <w:r>
+        <w:t xml:space="preserve">    ; takes the handle, host, user, and password in registers, then the</w:t>
+      </w:r>
+    </w:p>
+    <w:p>
+      <w:pPr>
+        <w:pStyle w:val="SourceCode"/>
+      </w:pPr>
+      <w:r>
+        <w:t xml:space="preserve">    ; database, the port, the socket (0, none), and the client flags,</w:t>
+      </w:r>
+    </w:p>
+    <w:p>
+      <w:pPr>
+        <w:pStyle w:val="SourceCode"/>
+      </w:pPr>
+      <w:r>
+        <w:t xml:space="preserve">    ; CLIENT_FOUND_ROWS, on the stack (Lesson 4.7a). It returns 0 when it</w:t>
+      </w:r>
+    </w:p>
+    <w:p>
+      <w:pPr>
+        <w:pStyle w:val="SourceCode"/>
+      </w:pPr>
+      <w:r>
+        <w:t xml:space="preserve">    ; cannot connect, so even this Basic version checks.</w:t>
       </w:r>
     </w:p>
     <w:p>
@@ -6242,7 +6251,7 @@
         <w:pStyle w:val="SourceCode"/>
       </w:pPr>
       <w:r>
-        <w:t xml:space="preserve">    ; The query: every contact, in id order.</w:t>
+        <w:t xml:space="preserve">    ; The query, every contact in id order. Remember, its db lines join.</w:t>
       </w:r>
     </w:p>
     <w:p>
@@ -6875,23 +6884,23 @@
         <w:pStyle w:val="SourceCode"/>
       </w:pPr>
       <w:r>
-        <w:t>;   out: rax = the rows the DELETE removed, or -1 when a step fails (a</w:t>
-      </w:r>
-    </w:p>
-    <w:p>
-      <w:pPr>
-        <w:pStyle w:val="SourceCode"/>
-      </w:pPr>
-      <w:r>
-        <w:t>;        real count is never negative), after one Error line with the</w:t>
-      </w:r>
-    </w:p>
-    <w:p>
-      <w:pPr>
-        <w:pStyle w:val="SourceCode"/>
-      </w:pPr>
-      <w:r>
-        <w:t>;        reason</w:t>
+        <w:t>;   out: rax = the rows the DELETE removed, or -1 after one Error line</w:t>
+      </w:r>
+    </w:p>
+    <w:p>
+      <w:pPr>
+        <w:pStyle w:val="SourceCode"/>
+      </w:pPr>
+      <w:r>
+        <w:t>;        when a step fails. A real count is never negative, so it is</w:t>
+      </w:r>
+    </w:p>
+    <w:p>
+      <w:pPr>
+        <w:pStyle w:val="SourceCode"/>
+      </w:pPr>
+      <w:r>
+        <w:t>;        treated as signed: remove_contact prints it with %lld, not %llu.</w:t>
       </w:r>
     </w:p>
     <w:p>
@@ -9896,23 +9905,23 @@
         <w:pStyle w:val="SourceCode"/>
       </w:pPr>
       <w:r>
-        <w:t xml:space="preserve">    // value per ? (Lesson 4.5a), and (contact_id,) is a tuple of one</w:t>
-      </w:r>
-    </w:p>
-    <w:p>
-      <w:pPr>
-        <w:pStyle w:val="SourceCode"/>
-      </w:pPr>
-      <w:r>
-        <w:t xml:space="preserve">    // value: the comma makes it a tuple (Lesson 4.7a). unwrap stops this</w:t>
-      </w:r>
-    </w:p>
-    <w:p>
-      <w:pPr>
-        <w:pStyle w:val="SourceCode"/>
-      </w:pPr>
-      <w:r>
-        <w:t xml:space="preserve">    // Basic version on an Err.</w:t>
+        <w:t xml:space="preserve">    // value per ? (Lesson 4.5a). (contact_id,) is a tuple of one value: the</w:t>
+      </w:r>
+    </w:p>
+    <w:p>
+      <w:pPr>
+        <w:pStyle w:val="SourceCode"/>
+      </w:pPr>
+      <w:r>
+        <w:t xml:space="preserve">    // comma makes it one; (contact_id) is only the number, and the build</w:t>
+      </w:r>
+    </w:p>
+    <w:p>
+      <w:pPr>
+        <w:pStyle w:val="SourceCode"/>
+      </w:pPr>
+      <w:r>
+        <w:t xml:space="preserve">    // fails. unwrap stops this Basic version on an Err.</w:t>
       </w:r>
     </w:p>
     <w:p>
@@ -9976,23 +9985,23 @@
         <w:pStyle w:val="SourceCode"/>
       </w:pPr>
       <w:r>
-        <w:t xml:space="preserve">    // 0 is not an error: the DELETE ran and matched no row, and the</w:t>
-      </w:r>
-    </w:p>
-    <w:p>
-      <w:pPr>
-        <w:pStyle w:val="SourceCode"/>
-      </w:pPr>
-      <w:r>
-        <w:t xml:space="preserve">    // server reports no problem. The count is the only sign that the</w:t>
-      </w:r>
-    </w:p>
-    <w:p>
-      <w:pPr>
-        <w:pStyle w:val="SourceCode"/>
-      </w:pPr>
-      <w:r>
-        <w:t xml:space="preserve">    // contact was not there, so the message is chosen from it.</w:t>
+        <w:t xml:space="preserve">    // 0 is not an error: the DELETE matched no row, and only the count</w:t>
+      </w:r>
+    </w:p>
+    <w:p>
+      <w:pPr>
+        <w:pStyle w:val="SourceCode"/>
+      </w:pPr>
+      <w:r>
+        <w:t xml:space="preserve">    // says so. Remember, a \ at a line's end inside text joins the next</w:t>
+      </w:r>
+    </w:p>
+    <w:p>
+      <w:pPr>
+        <w:pStyle w:val="SourceCode"/>
+      </w:pPr>
+      <w:r>
+        <w:t xml:space="preserve">    // line on, without its leading spaces (Lesson 4.4a).</w:t>
       </w:r>
     </w:p>
     <w:p>
@@ -10077,15 +10086,23 @@
         <w:pStyle w:val="SourceCode"/>
       </w:pPr>
       <w:r>
-        <w:t xml:space="preserve">    // Remember, query reads every row into a Vec of tuples, and a NULL</w:t>
-      </w:r>
-    </w:p>
-    <w:p>
-      <w:pPr>
-        <w:pStyle w:val="SourceCode"/>
-      </w:pPr>
-      <w:r>
-        <w:t xml:space="preserve">    // phone arrives as None in its Option&lt;String&gt;.</w:t>
+        <w:t xml:space="preserve">    // Remember, query reads every row into a Vec of tuples, and for takes</w:t>
+      </w:r>
+    </w:p>
+    <w:p>
+      <w:pPr>
+        <w:pStyle w:val="SourceCode"/>
+      </w:pPr>
+      <w:r>
+        <w:t xml:space="preserve">    // each tuple apart into four names; Contact { id, ... } is short for</w:t>
+      </w:r>
+    </w:p>
+    <w:p>
+      <w:pPr>
+        <w:pStyle w:val="SourceCode"/>
+      </w:pPr>
+      <w:r>
+        <w:t xml:space="preserve">    // id: id, and if let Some(phone) runs its block only for a phone.</w:t>
       </w:r>
     </w:p>
     <w:p>
@@ -10287,31 +10304,31 @@
         <w:pStyle w:val="SourceCode"/>
       </w:pPr>
       <w:r>
-        <w:t xml:space="preserve">    // Remember, db_name picks spa_contacts (Lesson 4.2a), and</w:t>
-      </w:r>
-    </w:p>
-    <w:p>
-      <w:pPr>
-        <w:pStyle w:val="SourceCode"/>
-      </w:pPr>
-      <w:r>
-        <w:t xml:space="preserve">    // CLIENT_FOUND_ROWS makes the count mean rows matched (Lesson 4.7a).</w:t>
-      </w:r>
-    </w:p>
-    <w:p>
-      <w:pPr>
-        <w:pStyle w:val="SourceCode"/>
-      </w:pPr>
-      <w:r>
-        <w:t xml:space="preserve">    // A DELETE removes every row it matches, so here the two counts are</w:t>
-      </w:r>
-    </w:p>
-    <w:p>
-      <w:pPr>
-        <w:pStyle w:val="SourceCode"/>
-      </w:pPr>
-      <w:r>
-        <w:t xml:space="preserve">    // the same; the setting keeps every Chapter 4 connection alike.</w:t>
+        <w:t xml:space="preserve">    // Remember, db_name picks spa_contacts (Lesson 4.2a); CLIENT_FOUND_ROWS</w:t>
+      </w:r>
+    </w:p>
+    <w:p>
+      <w:pPr>
+        <w:pStyle w:val="SourceCode"/>
+      </w:pPr>
+      <w:r>
+        <w:t xml:space="preserve">    // counts rows matched (Lesson 4.7a), the same as rows removed for a</w:t>
+      </w:r>
+    </w:p>
+    <w:p>
+      <w:pPr>
+        <w:pStyle w:val="SourceCode"/>
+      </w:pPr>
+      <w:r>
+        <w:t xml:space="preserve">    // DELETE, and keeps every Chapter 4 connection alike. &amp;mut connection,</w:t>
+      </w:r>
+    </w:p>
+    <w:p>
+      <w:pPr>
+        <w:pStyle w:val="SourceCode"/>
+      </w:pPr>
+      <w:r>
+        <w:t xml:space="preserve">    // below, lends the connection so it can change.</w:t>
       </w:r>
     </w:p>
     <w:p>
@@ -11355,31 +11372,31 @@
         <w:pStyle w:val="SourceCode"/>
       </w:pPr>
       <w:r>
-        <w:t>/// Deletes one contact and prints the outcome from the count; 0 means</w:t>
-      </w:r>
-    </w:p>
-    <w:p>
-      <w:pPr>
-        <w:pStyle w:val="SourceCode"/>
-      </w:pPr>
-      <w:r>
-        <w:t>/// there was no such contact, a normal outcome. Returns 1 for a failure,</w:t>
-      </w:r>
-    </w:p>
-    <w:p>
-      <w:pPr>
-        <w:pStyle w:val="SourceCode"/>
-      </w:pPr>
-      <w:r>
-        <w:t>/// 0 otherwise: a refused DELETE prints one Error line and returns 1, and</w:t>
-      </w:r>
-    </w:p>
-    <w:p>
-      <w:pPr>
-        <w:pStyle w:val="SourceCode"/>
-      </w:pPr>
-      <w:r>
-        <w:t>/// the program goes on.</w:t>
+        <w:t>/// Deletes one contact and prints the outcome from the count. Remember,</w:t>
+      </w:r>
+    </w:p>
+    <w:p>
+      <w:pPr>
+        <w:pStyle w:val="SourceCode"/>
+      </w:pPr>
+      <w:r>
+        <w:t>/// the arms are tried in order: Ok(0) fits only 0, no such contact, a</w:t>
+      </w:r>
+    </w:p>
+    <w:p>
+      <w:pPr>
+        <w:pStyle w:val="SourceCode"/>
+      </w:pPr>
+      <w:r>
+        <w:t>/// normal outcome, and Ok(rows_affected) any other count (Lesson 4.7a).</w:t>
+      </w:r>
+    </w:p>
+    <w:p>
+      <w:pPr>
+        <w:pStyle w:val="SourceCode"/>
+      </w:pPr>
+      <w:r>
+        <w:t>/// Returns 1 for a refused DELETE, after its Error line, and 0 otherwise.</w:t>
       </w:r>
     </w:p>
     <w:p>
@@ -12870,23 +12887,23 @@
         <w:pStyle w:val="SourceCode"/>
       </w:pPr>
       <w:r>
-        <w:t xml:space="preserve">    %% Remember, mysql:query with a list sends a statement with parameters,</w:t>
-      </w:r>
-    </w:p>
-    <w:p>
-      <w:pPr>
-        <w:pStyle w:val="SourceCode"/>
-      </w:pPr>
-      <w:r>
-        <w:t xml:space="preserve">    %% one list value per ? (Lesson 4.5a). = stops this Basic version with</w:t>
-      </w:r>
-    </w:p>
-    <w:p>
-      <w:pPr>
-        <w:pStyle w:val="SourceCode"/>
-      </w:pPr>
-      <w:r>
-        <w:t xml:space="preserve">    %% a badmatch error if the DELETE fails.</w:t>
+        <w:t xml:space="preserve">    %% Remember, mysql:query's list holds one value per ? (Lesson 4.5a), so</w:t>
+      </w:r>
+    </w:p>
+    <w:p>
+      <w:pPr>
+        <w:pStyle w:val="SourceCode"/>
+      </w:pPr>
+      <w:r>
+        <w:t xml:space="preserve">    %% one value still goes in brackets, [ContactId]; a bare number there is</w:t>
+      </w:r>
+    </w:p>
+    <w:p>
+      <w:pPr>
+        <w:pStyle w:val="SourceCode"/>
+      </w:pPr>
+      <w:r>
+        <w:t xml:space="preserve">    %% a time limit. = stops this Basic version with a badmatch on a failure.</w:t>
       </w:r>
     </w:p>
     <w:p>
@@ -13024,15 +13041,15 @@
         <w:pStyle w:val="SourceCode"/>
       </w:pPr>
       <w:r>
-        <w:t>%% Reads every contact back in id order and prints each one (Lesson 4.6a).</w:t>
-      </w:r>
-    </w:p>
-    <w:p>
-      <w:pPr>
-        <w:pStyle w:val="SourceCode"/>
-      </w:pPr>
-      <w:r>
-        <w:t>%% The query's two strings side by side join into one (Lesson 4.4a).</w:t>
+        <w:t>%% Lesson 4.6a's list. Remember, lists:foreach runs the fun once per row,</w:t>
+      </w:r>
+    </w:p>
+    <w:p>
+      <w:pPr>
+        <w:pStyle w:val="SourceCode"/>
+      </w:pPr>
+      <w:r>
+        <w:t>%% the null branch comes first, and the query's two strings join (Lesson 4.4a).</w:t>
       </w:r>
     </w:p>
     <w:p>
@@ -13970,31 +13987,31 @@
         <w:pStyle w:val="SourceCode"/>
       </w:pPr>
       <w:r>
-        <w:t>%% Remember, connect_database (Lesson 4.2a) connects with every setting,</w:t>
-      </w:r>
-    </w:p>
-    <w:p>
-      <w:pPr>
-        <w:pStyle w:val="SourceCode"/>
-      </w:pPr>
-      <w:r>
-        <w:t>%% the database too, and returns {ok, Connection}, or {error, Message}</w:t>
-      </w:r>
-    </w:p>
-    <w:p>
-      <w:pPr>
-        <w:pStyle w:val="SourceCode"/>
-      </w:pPr>
-      <w:r>
-        <w:t>%% naming the database, the server, and the reason. {found_rows, true}</w:t>
-      </w:r>
-    </w:p>
-    <w:p>
-      <w:pPr>
-        <w:pStyle w:val="SourceCode"/>
-      </w:pPr>
-      <w:r>
-        <w:t>%% makes the count mean rows matched (Lesson 4.7a).</w:t>
+        <w:t>%% Remember, connect_database (Lesson 4.2a) returns {ok, Connection}, a</w:t>
+      </w:r>
+    </w:p>
+    <w:p>
+      <w:pPr>
+        <w:pStyle w:val="SourceCode"/>
+      </w:pPr>
+      <w:r>
+        <w:t>%% pid(), or {error, Message}, iodata() text naming the database, server,</w:t>
+      </w:r>
+    </w:p>
+    <w:p>
+      <w:pPr>
+        <w:pStyle w:val="SourceCode"/>
+      </w:pPr>
+      <w:r>
+        <w:t>%% and reason, and {found_rows, true} counts rows matched (Lesson 4.7a).</w:t>
+      </w:r>
+    </w:p>
+    <w:p>
+      <w:pPr>
+        <w:pStyle w:val="SourceCode"/>
+      </w:pPr>
+      <w:r>
+        <w:t>%% Remember, -spec documents types.</w:t>
       </w:r>
     </w:p>
     <w:p>
@@ -14111,15 +14128,15 @@
         <w:pStyle w:val="SourceCode"/>
       </w:pPr>
       <w:r>
-        <w:t>%% Remember, reason_text (Lesson 4.0a) turns the connector's reason into</w:t>
-      </w:r>
-    </w:p>
-    <w:p>
-      <w:pPr>
-        <w:pStyle w:val="SourceCode"/>
-      </w:pPr>
-      <w:r>
-        <w:t>%% text, and never prints a whole term, which could hold the password.</w:t>
+        <w:t>%% Remember, reason_text (Lesson 4.0a) turns the reason into text, never a</w:t>
+      </w:r>
+    </w:p>
+    <w:p>
+      <w:pPr>
+        <w:pStyle w:val="SourceCode"/>
+      </w:pPr>
+      <w:r>
+        <w:t>%% whole term, which could hold the password; the when guard fits only atoms.</w:t>
       </w:r>
     </w:p>
     <w:p>
@@ -14576,15 +14593,15 @@
         <w:pStyle w:val="SourceCode"/>
       </w:pPr>
       <w:r>
-        <w:t>%% Queries every contact and prints each one (Lesson 4.6a). Returns true,</w:t>
-      </w:r>
-    </w:p>
-    <w:p>
-      <w:pPr>
-        <w:pStyle w:val="SourceCode"/>
-      </w:pPr>
-      <w:r>
-        <w:t>%% or prints one Error line and returns false.</w:t>
+        <w:t>%% Lists every contact (Lesson 4.6a). Remember, lists:map makes a new list,</w:t>
+      </w:r>
+    </w:p>
+    <w:p>
+      <w:pPr>
+        <w:pStyle w:val="SourceCode"/>
+      </w:pPr>
+      <w:r>
+        <w:t>%% one record per row. Returns true, or prints an Error line and returns false.</w:t>
       </w:r>
     </w:p>
     <w:p>
@@ -16269,23 +16286,23 @@
         <w:pStyle w:val="SourceCode"/>
       </w:pPr>
       <w:r>
-        <w:t xml:space="preserve">        // The contact's email is free again, as a deleted row's UNIQUE</w:t>
-      </w:r>
-    </w:p>
-    <w:p>
-      <w:pPr>
-        <w:pStyle w:val="SourceCode"/>
-      </w:pPr>
-      <w:r>
-        <w:t xml:space="preserve">        // email is in MySQL. delete only resets what it names, so the</w:t>
-      </w:r>
-    </w:p>
-    <w:p>
-      <w:pPr>
-        <w:pStyle w:val="SourceCode"/>
-      </w:pPr>
-      <w:r>
-        <w:t xml:space="preserve">        // contract clears its own record of the email itself.</w:t>
+        <w:t xml:space="preserve">        // The contact's email is free again, like a deleted row's UNIQUE</w:t>
+      </w:r>
+    </w:p>
+    <w:p>
+      <w:pPr>
+        <w:pStyle w:val="SourceCode"/>
+      </w:pPr>
+      <w:r>
+        <w:t xml:space="preserve">        // email in MySQL. delete resets only what it names, so emailTaken's</w:t>
+      </w:r>
+    </w:p>
+    <w:p>
+      <w:pPr>
+        <w:pStyle w:val="SourceCode"/>
+      </w:pPr>
+      <w:r>
+        <w:t xml:space="preserve">        // entry goes back to false first, while contacts[id].email holds it.</w:t>
       </w:r>
     </w:p>
     <w:p>
@@ -16847,31 +16864,31 @@
         <w:pStyle w:val="SourceCode"/>
       </w:pPr>
       <w:r>
-        <w:t xml:space="preserve">    // Reads every contact back in id order and logs each one (Lesson</w:t>
-      </w:r>
-    </w:p>
-    <w:p>
-      <w:pPr>
-        <w:pStyle w:val="SourceCode"/>
-      </w:pPr>
-      <w:r>
-        <w:t xml:space="preserve">    // 4.6a). Remember, a mapping cannot be listed, so the loop runs over</w:t>
-      </w:r>
-    </w:p>
-    <w:p>
-      <w:pPr>
-        <w:pStyle w:val="SourceCode"/>
-      </w:pPr>
-      <w:r>
-        <w:t xml:space="preserve">    // ContactBook's own ids, 1 to lastId. A deleted contact's entry still</w:t>
-      </w:r>
-    </w:p>
-    <w:p>
-      <w:pPr>
-        <w:pStyle w:val="SourceCode"/>
-      </w:pPr>
-      <w:r>
-        <w:t xml:space="preserve">    // reads, as zero values, so an id field of 0 is skipped.</w:t>
+        <w:t xml:space="preserve">    // Lists every contact in id order (Lesson 4.6a). Remember, a mapping</w:t>
+      </w:r>
+    </w:p>
+    <w:p>
+      <w:pPr>
+        <w:pStyle w:val="SourceCode"/>
+      </w:pPr>
+      <w:r>
+        <w:t xml:space="preserve">    // cannot be listed, so the loop runs over ids 1 to lastId, and the</w:t>
+      </w:r>
+    </w:p>
+    <w:p>
+      <w:pPr>
+        <w:pStyle w:val="SourceCode"/>
+      </w:pPr>
+      <w:r>
+        <w:t xml:space="preserve">    // getter's four values are taken apart into four names. A deleted</w:t>
+      </w:r>
+    </w:p>
+    <w:p>
+      <w:pPr>
+        <w:pStyle w:val="SourceCode"/>
+      </w:pPr>
+      <w:r>
+        <w:t xml:space="preserve">    // contact's entry reads as zero values, so an id field of 0 is skipped.</w:t>
       </w:r>
     </w:p>
     <w:p>
@@ -20594,31 +20611,31 @@
       </w:rPr>
     </w:lvl>
   </w:abstractNum>
-  <w:num w:numId="1" w16cid:durableId="461966089">
+  <w:num w:numId="1" w16cid:durableId="1410494564">
     <w:abstractNumId w:val="8"/>
   </w:num>
-  <w:num w:numId="2" w16cid:durableId="1526671717">
+  <w:num w:numId="2" w16cid:durableId="313609305">
     <w:abstractNumId w:val="6"/>
   </w:num>
-  <w:num w:numId="3" w16cid:durableId="859899040">
+  <w:num w:numId="3" w16cid:durableId="1577939016">
     <w:abstractNumId w:val="5"/>
   </w:num>
-  <w:num w:numId="4" w16cid:durableId="1986155226">
+  <w:num w:numId="4" w16cid:durableId="436483718">
     <w:abstractNumId w:val="4"/>
   </w:num>
-  <w:num w:numId="5" w16cid:durableId="1181701242">
+  <w:num w:numId="5" w16cid:durableId="1406536181">
     <w:abstractNumId w:val="7"/>
   </w:num>
-  <w:num w:numId="6" w16cid:durableId="2120441679">
+  <w:num w:numId="6" w16cid:durableId="59259177">
     <w:abstractNumId w:val="3"/>
   </w:num>
-  <w:num w:numId="7" w16cid:durableId="520169221">
+  <w:num w:numId="7" w16cid:durableId="547110037">
     <w:abstractNumId w:val="2"/>
   </w:num>
-  <w:num w:numId="8" w16cid:durableId="2141916728">
+  <w:num w:numId="8" w16cid:durableId="1943292881">
     <w:abstractNumId w:val="1"/>
   </w:num>
-  <w:num w:numId="9" w16cid:durableId="627508974">
+  <w:num w:numId="9" w16cid:durableId="882208302">
     <w:abstractNumId w:val="0"/>
   </w:num>
 </w:numbering>
